--- a/A.4.10.docx
+++ b/A.4.10.docx
@@ -7,68 +7,37 @@
         <w:pStyle w:val="Rubrik1"/>
       </w:pPr>
       <w:bookmarkStart w:id="0" w:name="_Toc114820859"/>
-      <w:proofErr w:type="spellStart"/>
       <w:r>
         <w:t>A</w:t>
       </w:r>
       <w:r>
-        <w:t>.4</w:t>
-      </w:r>
-      <w:proofErr w:type="spellEnd"/>
-      <w:r>
-        <w:t xml:space="preserve"> Non-deprecated National Language Alphabet Tables</w:t>
+        <w:t>.4 Non-deprecated National Language Alphabet Tables</w:t>
       </w:r>
     </w:p>
     <w:p>
       <w:pPr>
         <w:pStyle w:val="Rubrik3"/>
       </w:pPr>
-      <w:proofErr w:type="spellStart"/>
       <w:r>
-        <w:t>A.4.1</w:t>
-      </w:r>
-      <w:proofErr w:type="spellEnd"/>
-      <w:r>
-        <w:t xml:space="preserve"> Introduction</w:t>
+        <w:t>A.4.1 Introduction</w:t>
       </w:r>
     </w:p>
     <w:p>
       <w:r>
-        <w:t xml:space="preserve">The national language tables in sections </w:t>
-      </w:r>
-      <w:proofErr w:type="spellStart"/>
-      <w:r>
-        <w:t>A.</w:t>
+        <w:t>The national language tables in sections A.</w:t>
       </w:r>
       <w:r>
-        <w:t>3</w:t>
-      </w:r>
-      <w:proofErr w:type="spellEnd"/>
-      <w:r>
-        <w:t xml:space="preserve"> and </w:t>
-      </w:r>
-      <w:proofErr w:type="spellStart"/>
-      <w:r>
-        <w:t>A.2</w:t>
-      </w:r>
-      <w:proofErr w:type="spellEnd"/>
-      <w:r>
-        <w:t xml:space="preserve"> </w:t>
+        <w:t xml:space="preserve">3 and A.2 </w:t>
       </w:r>
       <w:r>
         <w:t>(</w:t>
       </w:r>
       <w:r>
-        <w:t xml:space="preserve">codes </w:t>
-      </w:r>
-      <w:proofErr w:type="spellStart"/>
-      <w:r>
-        <w:t>0x01-0x0</w:t>
+        <w:t>codes 0x01-0x0</w:t>
       </w:r>
       <w:r>
         <w:t>D</w:t>
       </w:r>
-      <w:proofErr w:type="spellEnd"/>
       <w:r>
         <w:t xml:space="preserve">, decimal </w:t>
       </w:r>
@@ -89,35 +58,14 @@
       <w:r>
         <w:t xml:space="preserve"> (</w:t>
       </w:r>
-      <w:proofErr w:type="spellStart"/>
       <w:r>
-        <w:t>A.4.10-A.4.24</w:t>
-      </w:r>
-      <w:proofErr w:type="spellEnd"/>
-      <w:r>
-        <w:t>)</w:t>
+        <w:t>A.4.10-A.4.24)</w:t>
       </w:r>
       <w:r>
-        <w:t xml:space="preserve"> of this section (</w:t>
-      </w:r>
-      <w:proofErr w:type="spellStart"/>
-      <w:r>
-        <w:t>A.4</w:t>
-      </w:r>
-      <w:proofErr w:type="spellEnd"/>
-      <w:r>
-        <w:t>)</w:t>
+        <w:t xml:space="preserve"> of this section (A.4)</w:t>
       </w:r>
       <w:r>
-        <w:t xml:space="preserve">, except for section </w:t>
-      </w:r>
-      <w:proofErr w:type="spellStart"/>
-      <w:r>
-        <w:t>A.4.1</w:t>
-      </w:r>
-      <w:proofErr w:type="spellEnd"/>
-      <w:r>
-        <w:t xml:space="preserve">, </w:t>
+        <w:t xml:space="preserve">, except for section A.4.1, </w:t>
       </w:r>
       <w:r>
         <w:t xml:space="preserve">have the third value set to the </w:t>
@@ -135,58 +83,10 @@
     </w:p>
     <w:p>
       <w:r>
-        <w:t xml:space="preserve">Each National Language Alphabet table has three </w:t>
-      </w:r>
-      <w:proofErr w:type="spellStart"/>
-      <w:r>
-        <w:t>subtables</w:t>
-      </w:r>
-      <w:proofErr w:type="spellEnd"/>
-      <w:r>
-        <w:t xml:space="preserve">: base table, </w:t>
-      </w:r>
-      <w:proofErr w:type="spellStart"/>
-      <w:r>
-        <w:t>SS2</w:t>
-      </w:r>
-      <w:proofErr w:type="spellEnd"/>
-      <w:r>
-        <w:t xml:space="preserve"> table, and </w:t>
-      </w:r>
-      <w:proofErr w:type="spellStart"/>
-      <w:r>
-        <w:t>SS3</w:t>
-      </w:r>
-      <w:proofErr w:type="spellEnd"/>
-      <w:r>
-        <w:t xml:space="preserve"> table. The </w:t>
-      </w:r>
-      <w:proofErr w:type="spellStart"/>
-      <w:r>
-        <w:t>SS3</w:t>
-      </w:r>
-      <w:proofErr w:type="spellEnd"/>
-      <w:r>
-        <w:t xml:space="preserve"> table is given explicitly only for </w:t>
-      </w:r>
-      <w:proofErr w:type="spellStart"/>
-      <w:r>
-        <w:t>0x10</w:t>
-      </w:r>
-      <w:proofErr w:type="spellEnd"/>
-      <w:r>
-        <w:t xml:space="preserve"> (EUR alphabet)</w:t>
+        <w:t>Each National Language Alphabet table has three subtables: base table, SS2 table, and SS3 table. The SS3 table is given explicitly only for 0x10 (EUR alphabet)</w:t>
       </w:r>
       <w:r>
-        <w:t xml:space="preserve">. The other </w:t>
-      </w:r>
-      <w:proofErr w:type="spellStart"/>
-      <w:r>
-        <w:t>SS3</w:t>
-      </w:r>
-      <w:proofErr w:type="spellEnd"/>
-      <w:r>
-        <w:t xml:space="preserve"> tables are (so far) </w:t>
+        <w:t xml:space="preserve">. The other SS3 tables are (so far) </w:t>
       </w:r>
       <w:r>
         <w:t xml:space="preserve">all </w:t>
@@ -232,51 +132,17 @@
       <w:r>
         <w:t xml:space="preserve">National Language Table to a value </w:t>
       </w:r>
-      <w:proofErr w:type="spellStart"/>
       <w:r>
-        <w:t>0x10</w:t>
+        <w:t xml:space="preserve">0x10 or higher (leaving the other at </w:t>
       </w:r>
-      <w:proofErr w:type="spellEnd"/>
       <w:r>
-        <w:t xml:space="preserve"> or higher (leaving the other at </w:t>
-      </w:r>
-      <w:proofErr w:type="spellStart"/>
-      <w:r>
-        <w:t>0x00</w:t>
-      </w:r>
-      <w:proofErr w:type="spellEnd"/>
-      <w:r>
-        <w:t xml:space="preserve">) will set all three tables: base table, </w:t>
-      </w:r>
-      <w:proofErr w:type="spellStart"/>
-      <w:r>
-        <w:t>SS2</w:t>
-      </w:r>
-      <w:proofErr w:type="spellEnd"/>
-      <w:r>
-        <w:t xml:space="preserve"> table, and </w:t>
-      </w:r>
-      <w:proofErr w:type="spellStart"/>
-      <w:r>
-        <w:t>SS2</w:t>
-      </w:r>
-      <w:proofErr w:type="spellEnd"/>
-      <w:r>
-        <w:t xml:space="preserve"> table.</w:t>
+        <w:t>0x00) will set all three tables: base table, SS2 table, and SS2 table.</w:t>
       </w:r>
       <w:r>
         <w:t xml:space="preserve"> If both values are set to a non-zero value, and the </w:t>
       </w:r>
       <w:r>
-        <w:t xml:space="preserve">first one has a value </w:t>
-      </w:r>
-      <w:proofErr w:type="spellStart"/>
-      <w:r>
-        <w:t>0x10</w:t>
-      </w:r>
-      <w:proofErr w:type="spellEnd"/>
-      <w:r>
-        <w:t xml:space="preserve"> or highe</w:t>
+        <w:t>first one has a value 0x10 or highe</w:t>
       </w:r>
       <w:r>
         <w:t>r, the second value will be ignored and</w:t>
@@ -293,48 +159,19 @@
     </w:p>
     <w:p>
       <w:r>
-        <w:t xml:space="preserve">The default alphabet should not be used for SMS nor </w:t>
-      </w:r>
-      <w:proofErr w:type="gramStart"/>
-      <w:r>
-        <w:t>CBS</w:t>
+        <w:t>The default alphabet should not be used for SMS nor CBS</w:t>
       </w:r>
       <w:r>
-        <w:t>, and</w:t>
+        <w:t>, and must not be used for Greek. Use 0x10</w:t>
       </w:r>
-      <w:proofErr w:type="gramEnd"/>
       <w:r>
-        <w:t xml:space="preserve"> must not be used for Greek. Use </w:t>
-      </w:r>
-      <w:proofErr w:type="spellStart"/>
-      <w:r>
-        <w:t>0x10</w:t>
-      </w:r>
-      <w:proofErr w:type="spellEnd"/>
-      <w:r>
-        <w:t xml:space="preserve"> and </w:t>
-      </w:r>
-      <w:proofErr w:type="spellStart"/>
-      <w:r>
-        <w:t>0x11</w:t>
-      </w:r>
-      <w:proofErr w:type="spellEnd"/>
-      <w:r>
-        <w:t xml:space="preserve"> instead.</w:t>
+        <w:t xml:space="preserve"> and 0x11 instead.</w:t>
       </w:r>
       <w:r>
         <w:t xml:space="preserve"> The a</w:t>
       </w:r>
       <w:r>
-        <w:t xml:space="preserve">lphabets </w:t>
-      </w:r>
-      <w:proofErr w:type="spellStart"/>
-      <w:r>
-        <w:t>0x01-0x0F</w:t>
-      </w:r>
-      <w:proofErr w:type="spellEnd"/>
-      <w:r>
-        <w:t xml:space="preserve"> should n</w:t>
+        <w:t>lphabets 0x01-0x0F should n</w:t>
       </w:r>
       <w:r>
         <w:t>ever be used.</w:t>
@@ -349,7 +186,6 @@
       <w:pPr>
         <w:pStyle w:val="Rubrik3"/>
       </w:pPr>
-      <w:proofErr w:type="spellStart"/>
       <w:r>
         <w:lastRenderedPageBreak/>
         <w:t>A.4</w:t>
@@ -357,7 +193,6 @@
       <w:r>
         <w:t>.10</w:t>
       </w:r>
-      <w:proofErr w:type="spellEnd"/>
       <w:r>
         <w:tab/>
         <w:t xml:space="preserve">SMS/CBS 7-bit </w:t>
@@ -385,15 +220,7 @@
       </w:r>
       <w:bookmarkEnd w:id="0"/>
       <w:r>
-        <w:t xml:space="preserve"> (</w:t>
-      </w:r>
-      <w:proofErr w:type="spellStart"/>
-      <w:r>
-        <w:t>0x10</w:t>
-      </w:r>
-      <w:proofErr w:type="spellEnd"/>
-      <w:r>
-        <w:t>)</w:t>
+        <w:t xml:space="preserve"> (0x10)</w:t>
       </w:r>
       <w:r>
         <w:t xml:space="preserve"> table</w:t>
@@ -404,23 +231,7 @@
     </w:p>
     <w:p>
       <w:r>
-        <w:t>This alphabet for Latin should be preferred over the 7-bit default alphabet (</w:t>
-      </w:r>
-      <w:proofErr w:type="spellStart"/>
-      <w:r>
-        <w:t>0x00</w:t>
-      </w:r>
-      <w:proofErr w:type="spellEnd"/>
-      <w:r>
-        <w:t>). This (</w:t>
-      </w:r>
-      <w:proofErr w:type="spellStart"/>
-      <w:r>
-        <w:t>0x10</w:t>
-      </w:r>
-      <w:proofErr w:type="spellEnd"/>
-      <w:r>
-        <w:t xml:space="preserve">) alphabet supports </w:t>
+        <w:t xml:space="preserve">This alphabet for Latin should be preferred over the 7-bit default alphabet (0x00). This (0x10) alphabet supports </w:t>
       </w:r>
       <w:r>
         <w:t>most</w:t>
@@ -434,11 +245,9 @@
       <w:r>
         <w:t xml:space="preserve"> the Latin script, </w:t>
       </w:r>
-      <w:proofErr w:type="gramStart"/>
       <w:r>
         <w:t>and also</w:t>
       </w:r>
-      <w:proofErr w:type="gramEnd"/>
       <w:r>
         <w:t xml:space="preserve"> Vietnamese and Tagalog. For some letters with marks, combining characters are used to represent them. </w:t>
       </w:r>
@@ -446,59 +255,25 @@
         <w:t>T</w:t>
       </w:r>
       <w:r>
-        <w:t>his alphabet should be used instead of the default encoding (</w:t>
-      </w:r>
-      <w:proofErr w:type="spellStart"/>
-      <w:r>
-        <w:t>0x00</w:t>
-      </w:r>
-      <w:proofErr w:type="spellEnd"/>
-      <w:r>
-        <w:t xml:space="preserve">) except when the default encoding is explicitly called for, and except for </w:t>
-      </w:r>
-      <w:proofErr w:type="spellStart"/>
-      <w:r>
-        <w:t>USSD</w:t>
-      </w:r>
-      <w:proofErr w:type="spellEnd"/>
-      <w:r>
-        <w:t>.</w:t>
+        <w:t>his alphabet should be used instead of the default encoding (0x00) except when the default encoding is explicitly called for, and except for USSD.</w:t>
       </w:r>
     </w:p>
     <w:p>
       <w:pPr>
         <w:pStyle w:val="Rubrik4"/>
       </w:pPr>
-      <w:proofErr w:type="spellStart"/>
       <w:r>
         <w:t>A.4.10.1</w:t>
       </w:r>
-      <w:proofErr w:type="spellEnd"/>
       <w:r>
         <w:tab/>
         <w:t xml:space="preserve">SMS/CBS 7-bit </w:t>
       </w:r>
       <w:r>
-        <w:t xml:space="preserve">European (Latin </w:t>
-      </w:r>
-      <w:proofErr w:type="gramStart"/>
-      <w:r>
-        <w:t>script)</w:t>
+        <w:t>European (Latin script)</w:t>
       </w:r>
       <w:r>
-        <w:t>alphabet</w:t>
-      </w:r>
-      <w:proofErr w:type="gramEnd"/>
-      <w:r>
-        <w:t xml:space="preserve"> (</w:t>
-      </w:r>
-      <w:proofErr w:type="spellStart"/>
-      <w:r>
-        <w:t>0x10</w:t>
-      </w:r>
-      <w:proofErr w:type="spellEnd"/>
-      <w:r>
-        <w:t>) base table</w:t>
+        <w:t>alphabet (0x10) base table</w:t>
       </w:r>
     </w:p>
     <w:tbl>
@@ -621,7 +396,6 @@
                 <w:sz w:val="24"/>
               </w:rPr>
             </w:pPr>
-            <w:proofErr w:type="spellStart"/>
             <w:r>
               <w:rPr>
                 <w:rFonts w:ascii="Courier" w:hAnsi="Courier"/>
@@ -633,7 +407,6 @@
               </w:rPr>
               <w:t>b7</w:t>
             </w:r>
-            <w:proofErr w:type="spellEnd"/>
           </w:p>
         </w:tc>
         <w:tc>
@@ -994,7 +767,6 @@
                 <w:sz w:val="24"/>
               </w:rPr>
             </w:pPr>
-            <w:proofErr w:type="spellStart"/>
             <w:r>
               <w:rPr>
                 <w:rFonts w:ascii="Courier" w:hAnsi="Courier"/>
@@ -1006,7 +778,6 @@
               </w:rPr>
               <w:t>b6</w:t>
             </w:r>
-            <w:proofErr w:type="spellEnd"/>
           </w:p>
         </w:tc>
         <w:tc>
@@ -1367,7 +1138,6 @@
                 <w:sz w:val="24"/>
               </w:rPr>
             </w:pPr>
-            <w:proofErr w:type="spellStart"/>
             <w:r>
               <w:rPr>
                 <w:rFonts w:ascii="Courier" w:hAnsi="Courier"/>
@@ -1379,7 +1149,6 @@
               </w:rPr>
               <w:t>b5</w:t>
             </w:r>
-            <w:proofErr w:type="spellEnd"/>
           </w:p>
         </w:tc>
         <w:tc>
@@ -1664,7 +1433,6 @@
             </w:pPr>
             <w:bookmarkStart w:id="8" w:name="_MCCTEMPBM_CRPT01490010___4" w:colFirst="0" w:colLast="11"/>
             <w:bookmarkEnd w:id="6"/>
-            <w:proofErr w:type="spellStart"/>
             <w:r>
               <w:rPr>
                 <w:rFonts w:ascii="Courier" w:hAnsi="Courier"/>
@@ -1676,7 +1444,6 @@
               </w:rPr>
               <w:t>b4</w:t>
             </w:r>
-            <w:proofErr w:type="spellEnd"/>
           </w:p>
         </w:tc>
         <w:tc>
@@ -1702,7 +1469,6 @@
                 <w:sz w:val="24"/>
               </w:rPr>
             </w:pPr>
-            <w:proofErr w:type="spellStart"/>
             <w:r>
               <w:rPr>
                 <w:rFonts w:ascii="Courier" w:hAnsi="Courier"/>
@@ -1714,7 +1480,6 @@
               </w:rPr>
               <w:t>b3</w:t>
             </w:r>
-            <w:proofErr w:type="spellEnd"/>
           </w:p>
         </w:tc>
         <w:tc>
@@ -1740,7 +1505,6 @@
                 <w:sz w:val="24"/>
               </w:rPr>
             </w:pPr>
-            <w:proofErr w:type="spellStart"/>
             <w:r>
               <w:rPr>
                 <w:rFonts w:ascii="Courier" w:hAnsi="Courier"/>
@@ -1752,7 +1516,6 @@
               </w:rPr>
               <w:t>b2</w:t>
             </w:r>
-            <w:proofErr w:type="spellEnd"/>
           </w:p>
         </w:tc>
         <w:tc>
@@ -1778,7 +1541,6 @@
                 <w:sz w:val="24"/>
               </w:rPr>
             </w:pPr>
-            <w:proofErr w:type="spellStart"/>
             <w:r>
               <w:rPr>
                 <w:rFonts w:ascii="Courier" w:hAnsi="Courier"/>
@@ -1801,7 +1563,6 @@
               </w:rPr>
               <w:t>1</w:t>
             </w:r>
-            <w:proofErr w:type="spellEnd"/>
           </w:p>
         </w:tc>
         <w:tc>
@@ -2428,15 +2189,8 @@
                 <w:rFonts w:ascii="Arial" w:hAnsi="Arial" w:cs="Arial"/>
               </w:rPr>
               <w:br/>
-            </w:r>
-            <w:proofErr w:type="spellStart"/>
-            <w:r>
-              <w:rPr>
-                <w:rFonts w:ascii="Arial" w:hAnsi="Arial" w:cs="Arial"/>
-              </w:rPr>
               <w:t>00A1</w:t>
             </w:r>
-            <w:proofErr w:type="spellEnd"/>
           </w:p>
         </w:tc>
         <w:tc>
@@ -2505,15 +2259,8 @@
                 <w:rFonts w:ascii="Arial" w:hAnsi="Arial" w:cs="Arial"/>
               </w:rPr>
               <w:br/>
-            </w:r>
-            <w:proofErr w:type="spellStart"/>
-            <w:r>
-              <w:rPr>
-                <w:rFonts w:ascii="Arial" w:hAnsi="Arial" w:cs="Arial"/>
-              </w:rPr>
               <w:t>00BF</w:t>
             </w:r>
-            <w:proofErr w:type="spellEnd"/>
           </w:p>
         </w:tc>
         <w:tc>
@@ -2753,15 +2500,8 @@
                 <w:rFonts w:ascii="Arial" w:hAnsi="Arial" w:cs="Arial"/>
               </w:rPr>
               <w:br/>
-            </w:r>
-            <w:proofErr w:type="spellStart"/>
-            <w:r>
-              <w:rPr>
-                <w:rFonts w:ascii="Arial" w:hAnsi="Arial" w:cs="Arial"/>
-              </w:rPr>
               <w:t>00A3</w:t>
             </w:r>
-            <w:proofErr w:type="spellEnd"/>
           </w:p>
         </w:tc>
         <w:tc>
@@ -2795,15 +2535,8 @@
                 <w:rFonts w:ascii="Arial" w:hAnsi="Arial" w:cs="Arial"/>
               </w:rPr>
               <w:br/>
-            </w:r>
-            <w:proofErr w:type="spellStart"/>
-            <w:r>
-              <w:rPr>
-                <w:rFonts w:ascii="Arial" w:hAnsi="Arial" w:cs="Arial"/>
-              </w:rPr>
               <w:t>005F</w:t>
             </w:r>
-            <w:proofErr w:type="spellEnd"/>
           </w:p>
         </w:tc>
         <w:tc>
@@ -3687,15 +3420,8 @@
                 <w:rFonts w:ascii="Arial" w:hAnsi="Arial" w:cs="Arial"/>
               </w:rPr>
               <w:br/>
-            </w:r>
-            <w:proofErr w:type="spellStart"/>
-            <w:r>
-              <w:rPr>
-                <w:rFonts w:ascii="Arial" w:hAnsi="Arial" w:cs="Arial"/>
-              </w:rPr>
               <w:t>00A5</w:t>
             </w:r>
-            <w:proofErr w:type="spellEnd"/>
           </w:p>
         </w:tc>
         <w:tc>
@@ -4157,15 +3883,8 @@
                 <w:rFonts w:ascii="Arial" w:hAnsi="Arial" w:cs="Arial"/>
               </w:rPr>
               <w:br/>
-            </w:r>
-            <w:proofErr w:type="spellStart"/>
-            <w:r>
-              <w:rPr>
-                <w:rFonts w:ascii="Arial" w:hAnsi="Arial" w:cs="Arial"/>
-              </w:rPr>
               <w:t>00E8</w:t>
             </w:r>
-            <w:proofErr w:type="spellEnd"/>
           </w:p>
         </w:tc>
         <w:tc>
@@ -4237,15 +3956,8 @@
                 <w:rFonts w:ascii="Arial" w:hAnsi="Arial" w:cs="Arial"/>
               </w:rPr>
               <w:br/>
-            </w:r>
-            <w:proofErr w:type="spellStart"/>
-            <w:r>
-              <w:rPr>
-                <w:rFonts w:ascii="Arial" w:hAnsi="Arial" w:cs="Arial"/>
-              </w:rPr>
               <w:t>20AC</w:t>
             </w:r>
-            <w:proofErr w:type="spellEnd"/>
           </w:p>
         </w:tc>
         <w:tc>
@@ -4641,15 +4353,8 @@
                 <w:rFonts w:ascii="Arial" w:hAnsi="Arial" w:cs="Arial"/>
               </w:rPr>
               <w:br/>
-            </w:r>
-            <w:proofErr w:type="spellStart"/>
-            <w:r>
-              <w:rPr>
-                <w:rFonts w:ascii="Arial" w:hAnsi="Arial" w:cs="Arial"/>
-              </w:rPr>
               <w:t>00E9</w:t>
             </w:r>
-            <w:proofErr w:type="spellEnd"/>
           </w:p>
         </w:tc>
         <w:tc>
@@ -5117,15 +4822,8 @@
                 <w:rFonts w:ascii="Arial" w:hAnsi="Arial" w:cs="Arial"/>
               </w:rPr>
               <w:br/>
-            </w:r>
-            <w:proofErr w:type="spellStart"/>
-            <w:r>
-              <w:rPr>
-                <w:rFonts w:ascii="Arial" w:hAnsi="Arial" w:cs="Arial"/>
-              </w:rPr>
               <w:t>00F9</w:t>
             </w:r>
-            <w:proofErr w:type="spellEnd"/>
           </w:p>
         </w:tc>
         <w:tc>
@@ -5580,15 +5278,8 @@
                 <w:rFonts w:ascii="Arial" w:hAnsi="Arial" w:cs="Arial"/>
               </w:rPr>
               <w:br/>
-            </w:r>
-            <w:proofErr w:type="spellStart"/>
-            <w:r>
-              <w:rPr>
-                <w:rFonts w:ascii="Arial" w:hAnsi="Arial" w:cs="Arial"/>
-              </w:rPr>
               <w:t>00EC</w:t>
             </w:r>
-            <w:proofErr w:type="spellEnd"/>
           </w:p>
         </w:tc>
         <w:tc>
@@ -6039,15 +5730,8 @@
                 <w:rFonts w:ascii="Arial" w:hAnsi="Arial" w:cs="Arial"/>
               </w:rPr>
               <w:br/>
-            </w:r>
-            <w:proofErr w:type="spellStart"/>
-            <w:r>
-              <w:rPr>
-                <w:rFonts w:ascii="Arial" w:hAnsi="Arial" w:cs="Arial"/>
-              </w:rPr>
               <w:t>00F2</w:t>
             </w:r>
-            <w:proofErr w:type="spellEnd"/>
           </w:p>
         </w:tc>
         <w:tc>
@@ -6498,15 +6182,8 @@
                 <w:rFonts w:ascii="Arial" w:hAnsi="Arial" w:cs="Arial"/>
               </w:rPr>
               <w:br/>
-            </w:r>
-            <w:proofErr w:type="spellStart"/>
-            <w:r>
-              <w:rPr>
-                <w:rFonts w:ascii="Arial" w:hAnsi="Arial" w:cs="Arial"/>
-              </w:rPr>
               <w:t>00E7</w:t>
             </w:r>
-            <w:proofErr w:type="spellEnd"/>
           </w:p>
         </w:tc>
         <w:tc>
@@ -6707,14 +6384,12 @@
                 <w:lang w:val="fr-FR"/>
               </w:rPr>
             </w:pPr>
-            <w:proofErr w:type="spellStart"/>
             <w:r>
               <w:rPr>
                 <w:rFonts w:ascii="Arial" w:hAnsi="Arial" w:cs="Arial"/>
               </w:rPr>
               <w:t>i</w:t>
             </w:r>
-            <w:proofErr w:type="spellEnd"/>
             <w:r>
               <w:rPr>
                 <w:rFonts w:ascii="Arial" w:hAnsi="Arial" w:cs="Arial"/>
@@ -6965,15 +6640,8 @@
                 <w:rFonts w:ascii="Arial" w:hAnsi="Arial" w:cs="Arial"/>
               </w:rPr>
               <w:br/>
-            </w:r>
-            <w:proofErr w:type="spellStart"/>
-            <w:r>
-              <w:rPr>
-                <w:rFonts w:ascii="Arial" w:hAnsi="Arial" w:cs="Arial"/>
-              </w:rPr>
               <w:t>000A</w:t>
             </w:r>
-            <w:proofErr w:type="spellEnd"/>
           </w:p>
         </w:tc>
         <w:tc>
@@ -7008,15 +6676,8 @@
                 <w:rFonts w:ascii="Arial" w:hAnsi="Arial" w:cs="Arial"/>
               </w:rPr>
               <w:br/>
-            </w:r>
-            <w:proofErr w:type="spellStart"/>
-            <w:r>
-              <w:rPr>
-                <w:rFonts w:ascii="Arial" w:hAnsi="Arial" w:cs="Arial"/>
-              </w:rPr>
               <w:t>030C</w:t>
             </w:r>
-            <w:proofErr w:type="spellEnd"/>
           </w:p>
         </w:tc>
         <w:tc>
@@ -7050,15 +6711,8 @@
                 <w:rFonts w:ascii="Arial" w:hAnsi="Arial" w:cs="Arial"/>
               </w:rPr>
               <w:br/>
-            </w:r>
-            <w:proofErr w:type="spellStart"/>
-            <w:r>
-              <w:rPr>
-                <w:rFonts w:ascii="Arial" w:hAnsi="Arial" w:cs="Arial"/>
-              </w:rPr>
               <w:t>002A</w:t>
             </w:r>
-            <w:proofErr w:type="spellEnd"/>
           </w:p>
         </w:tc>
         <w:tc>
@@ -7092,15 +6746,8 @@
                 <w:rFonts w:ascii="Arial" w:hAnsi="Arial" w:cs="Arial"/>
               </w:rPr>
               <w:br/>
-            </w:r>
-            <w:proofErr w:type="spellStart"/>
-            <w:r>
-              <w:rPr>
-                <w:rFonts w:ascii="Arial" w:hAnsi="Arial" w:cs="Arial"/>
-              </w:rPr>
               <w:t>003A</w:t>
             </w:r>
-            <w:proofErr w:type="spellEnd"/>
           </w:p>
         </w:tc>
         <w:tc>
@@ -7134,15 +6781,8 @@
                 <w:rFonts w:ascii="Arial" w:hAnsi="Arial" w:cs="Arial"/>
               </w:rPr>
               <w:br/>
-            </w:r>
-            <w:proofErr w:type="spellStart"/>
-            <w:r>
-              <w:rPr>
-                <w:rFonts w:ascii="Arial" w:hAnsi="Arial" w:cs="Arial"/>
-              </w:rPr>
               <w:t>004A</w:t>
             </w:r>
-            <w:proofErr w:type="spellEnd"/>
           </w:p>
         </w:tc>
         <w:tc>
@@ -7176,15 +6816,8 @@
                 <w:rFonts w:ascii="Arial" w:hAnsi="Arial" w:cs="Arial"/>
               </w:rPr>
               <w:br/>
-            </w:r>
-            <w:proofErr w:type="spellStart"/>
-            <w:r>
-              <w:rPr>
-                <w:rFonts w:ascii="Arial" w:hAnsi="Arial" w:cs="Arial"/>
-              </w:rPr>
               <w:t>005A</w:t>
             </w:r>
-            <w:proofErr w:type="spellEnd"/>
           </w:p>
         </w:tc>
         <w:tc>
@@ -7219,15 +6852,8 @@
                 <w:rFonts w:ascii="Arial" w:hAnsi="Arial" w:cs="Arial"/>
               </w:rPr>
               <w:br/>
-            </w:r>
-            <w:proofErr w:type="spellStart"/>
-            <w:r>
-              <w:rPr>
-                <w:rFonts w:ascii="Arial" w:hAnsi="Arial" w:cs="Arial"/>
-              </w:rPr>
               <w:t>006A</w:t>
             </w:r>
-            <w:proofErr w:type="spellEnd"/>
           </w:p>
         </w:tc>
         <w:tc>
@@ -7262,15 +6888,8 @@
                 <w:rFonts w:ascii="Arial" w:hAnsi="Arial" w:cs="Arial"/>
               </w:rPr>
               <w:br/>
-            </w:r>
-            <w:proofErr w:type="spellStart"/>
-            <w:r>
-              <w:rPr>
-                <w:rFonts w:ascii="Arial" w:hAnsi="Arial" w:cs="Arial"/>
-              </w:rPr>
               <w:t>007A</w:t>
             </w:r>
-            <w:proofErr w:type="spellEnd"/>
           </w:p>
         </w:tc>
         <w:bookmarkStart w:id="31" w:name="_MCCTEMPBM_CRPT01490033___7"/>
@@ -7486,15 +7105,8 @@
                 <w:rFonts w:ascii="Arial" w:hAnsi="Arial" w:cs="Arial"/>
               </w:rPr>
               <w:br/>
-            </w:r>
-            <w:proofErr w:type="spellStart"/>
-            <w:r>
-              <w:rPr>
-                <w:rFonts w:ascii="Arial" w:hAnsi="Arial" w:cs="Arial"/>
-              </w:rPr>
               <w:t>00D8</w:t>
             </w:r>
-            <w:proofErr w:type="spellEnd"/>
           </w:p>
         </w:tc>
         <w:tc>
@@ -7518,7 +7130,6 @@
                 <w:sz w:val="24"/>
               </w:rPr>
             </w:pPr>
-            <w:proofErr w:type="spellStart"/>
             <w:r>
               <w:rPr>
                 <w:rFonts w:ascii="Arial" w:hAnsi="Arial" w:cs="Arial"/>
@@ -7527,7 +7138,6 @@
               </w:rPr>
               <w:t>SS2</w:t>
             </w:r>
-            <w:proofErr w:type="spellEnd"/>
             <w:r>
               <w:rPr>
                 <w:rFonts w:ascii="Arial" w:hAnsi="Arial" w:cs="Arial"/>
@@ -7568,15 +7178,8 @@
                 <w:rFonts w:ascii="Arial" w:hAnsi="Arial" w:cs="Arial"/>
               </w:rPr>
               <w:br/>
-            </w:r>
-            <w:proofErr w:type="spellStart"/>
-            <w:r>
-              <w:rPr>
-                <w:rFonts w:ascii="Arial" w:hAnsi="Arial" w:cs="Arial"/>
-              </w:rPr>
               <w:t>002B</w:t>
             </w:r>
-            <w:proofErr w:type="spellEnd"/>
           </w:p>
         </w:tc>
         <w:tc>
@@ -7610,15 +7213,8 @@
                 <w:rFonts w:ascii="Arial" w:hAnsi="Arial" w:cs="Arial"/>
               </w:rPr>
               <w:br/>
-            </w:r>
-            <w:proofErr w:type="spellStart"/>
-            <w:r>
-              <w:rPr>
-                <w:rFonts w:ascii="Arial" w:hAnsi="Arial" w:cs="Arial"/>
-              </w:rPr>
               <w:t>003B</w:t>
             </w:r>
-            <w:proofErr w:type="spellEnd"/>
           </w:p>
         </w:tc>
         <w:tc>
@@ -7652,15 +7248,8 @@
                 <w:rFonts w:ascii="Arial" w:hAnsi="Arial" w:cs="Arial"/>
               </w:rPr>
               <w:br/>
-            </w:r>
-            <w:proofErr w:type="spellStart"/>
-            <w:r>
-              <w:rPr>
-                <w:rFonts w:ascii="Arial" w:hAnsi="Arial" w:cs="Arial"/>
-              </w:rPr>
               <w:t>004B</w:t>
             </w:r>
-            <w:proofErr w:type="spellEnd"/>
           </w:p>
         </w:tc>
         <w:tc>
@@ -7694,15 +7283,8 @@
                 <w:rFonts w:ascii="Arial" w:hAnsi="Arial" w:cs="Arial"/>
               </w:rPr>
               <w:br/>
-            </w:r>
-            <w:proofErr w:type="spellStart"/>
-            <w:r>
-              <w:rPr>
-                <w:rFonts w:ascii="Arial" w:hAnsi="Arial" w:cs="Arial"/>
-              </w:rPr>
               <w:t>00C4</w:t>
             </w:r>
-            <w:proofErr w:type="spellEnd"/>
           </w:p>
         </w:tc>
         <w:tc>
@@ -7736,15 +7318,8 @@
                 <w:rFonts w:ascii="Arial" w:hAnsi="Arial" w:cs="Arial"/>
               </w:rPr>
               <w:br/>
-            </w:r>
-            <w:proofErr w:type="spellStart"/>
-            <w:r>
-              <w:rPr>
-                <w:rFonts w:ascii="Arial" w:hAnsi="Arial" w:cs="Arial"/>
-              </w:rPr>
               <w:t>006B</w:t>
             </w:r>
-            <w:proofErr w:type="spellEnd"/>
           </w:p>
         </w:tc>
         <w:tc>
@@ -7778,15 +7353,8 @@
                 <w:rFonts w:ascii="Arial" w:hAnsi="Arial" w:cs="Arial"/>
               </w:rPr>
               <w:br/>
-            </w:r>
-            <w:proofErr w:type="spellStart"/>
-            <w:r>
-              <w:rPr>
-                <w:rFonts w:ascii="Arial" w:hAnsi="Arial" w:cs="Arial"/>
-              </w:rPr>
               <w:t>00E4</w:t>
             </w:r>
-            <w:proofErr w:type="spellEnd"/>
           </w:p>
         </w:tc>
         <w:bookmarkStart w:id="33" w:name="_MCCTEMPBM_CRPT01490035___7"/>
@@ -7991,15 +7559,8 @@
                 <w:rFonts w:ascii="Arial" w:hAnsi="Arial" w:cs="Arial"/>
               </w:rPr>
               <w:br/>
-            </w:r>
-            <w:proofErr w:type="spellStart"/>
-            <w:r>
-              <w:rPr>
-                <w:rFonts w:ascii="Arial" w:hAnsi="Arial" w:cs="Arial"/>
-              </w:rPr>
               <w:t>00F8</w:t>
             </w:r>
-            <w:proofErr w:type="spellEnd"/>
           </w:p>
         </w:tc>
         <w:tc>
@@ -8033,15 +7594,8 @@
                 <w:rFonts w:ascii="Arial" w:hAnsi="Arial" w:cs="Arial"/>
               </w:rPr>
               <w:br/>
-            </w:r>
-            <w:proofErr w:type="spellStart"/>
-            <w:r>
-              <w:rPr>
-                <w:rFonts w:ascii="Arial" w:hAnsi="Arial" w:cs="Arial"/>
-              </w:rPr>
               <w:t>00C6</w:t>
             </w:r>
-            <w:proofErr w:type="spellEnd"/>
           </w:p>
         </w:tc>
         <w:tc>
@@ -8075,15 +7629,8 @@
                 <w:rFonts w:ascii="Arial" w:hAnsi="Arial" w:cs="Arial"/>
               </w:rPr>
               <w:br/>
-            </w:r>
-            <w:proofErr w:type="spellStart"/>
-            <w:r>
-              <w:rPr>
-                <w:rFonts w:ascii="Arial" w:hAnsi="Arial" w:cs="Arial"/>
-              </w:rPr>
               <w:t>002C</w:t>
             </w:r>
-            <w:proofErr w:type="spellEnd"/>
           </w:p>
         </w:tc>
         <w:tc>
@@ -8117,15 +7664,8 @@
                 <w:rFonts w:ascii="Arial" w:hAnsi="Arial" w:cs="Arial"/>
               </w:rPr>
               <w:br/>
-            </w:r>
-            <w:proofErr w:type="spellStart"/>
-            <w:r>
-              <w:rPr>
-                <w:rFonts w:ascii="Arial" w:hAnsi="Arial" w:cs="Arial"/>
-              </w:rPr>
               <w:t>003C</w:t>
             </w:r>
-            <w:proofErr w:type="spellEnd"/>
           </w:p>
         </w:tc>
         <w:tc>
@@ -8159,15 +7699,8 @@
                 <w:rFonts w:ascii="Arial" w:hAnsi="Arial" w:cs="Arial"/>
               </w:rPr>
               <w:br/>
-            </w:r>
-            <w:proofErr w:type="spellStart"/>
-            <w:r>
-              <w:rPr>
-                <w:rFonts w:ascii="Arial" w:hAnsi="Arial" w:cs="Arial"/>
-              </w:rPr>
               <w:t>004C</w:t>
             </w:r>
-            <w:proofErr w:type="spellEnd"/>
           </w:p>
         </w:tc>
         <w:tc>
@@ -8201,15 +7734,8 @@
                 <w:rFonts w:ascii="Arial" w:hAnsi="Arial" w:cs="Arial"/>
               </w:rPr>
               <w:br/>
-            </w:r>
-            <w:proofErr w:type="spellStart"/>
-            <w:r>
-              <w:rPr>
-                <w:rFonts w:ascii="Arial" w:hAnsi="Arial" w:cs="Arial"/>
-              </w:rPr>
               <w:t>00D6</w:t>
             </w:r>
-            <w:proofErr w:type="spellEnd"/>
           </w:p>
         </w:tc>
         <w:tc>
@@ -8243,15 +7769,8 @@
                 <w:rFonts w:ascii="Arial" w:hAnsi="Arial" w:cs="Arial"/>
               </w:rPr>
               <w:br/>
-            </w:r>
-            <w:proofErr w:type="spellStart"/>
-            <w:r>
-              <w:rPr>
-                <w:rFonts w:ascii="Arial" w:hAnsi="Arial" w:cs="Arial"/>
-              </w:rPr>
               <w:t>006C</w:t>
             </w:r>
-            <w:proofErr w:type="spellEnd"/>
           </w:p>
         </w:tc>
         <w:tc>
@@ -8285,15 +7804,8 @@
                 <w:rFonts w:ascii="Arial" w:hAnsi="Arial" w:cs="Arial"/>
               </w:rPr>
               <w:br/>
-            </w:r>
-            <w:proofErr w:type="spellStart"/>
-            <w:r>
-              <w:rPr>
-                <w:rFonts w:ascii="Arial" w:hAnsi="Arial" w:cs="Arial"/>
-              </w:rPr>
               <w:t>00F6</w:t>
             </w:r>
-            <w:proofErr w:type="spellEnd"/>
           </w:p>
         </w:tc>
         <w:bookmarkStart w:id="35" w:name="_MCCTEMPBM_CRPT01490037___7"/>
@@ -8501,15 +8013,8 @@
                 <w:rFonts w:ascii="Arial" w:hAnsi="Arial" w:cs="Arial"/>
               </w:rPr>
               <w:br/>
-            </w:r>
-            <w:proofErr w:type="spellStart"/>
-            <w:r>
-              <w:rPr>
-                <w:rFonts w:ascii="Arial" w:hAnsi="Arial" w:cs="Arial"/>
-              </w:rPr>
               <w:t>000D</w:t>
             </w:r>
-            <w:proofErr w:type="spellEnd"/>
           </w:p>
         </w:tc>
         <w:tc>
@@ -8543,15 +8048,8 @@
                 <w:rFonts w:ascii="Arial" w:hAnsi="Arial" w:cs="Arial"/>
               </w:rPr>
               <w:br/>
-            </w:r>
-            <w:proofErr w:type="spellStart"/>
-            <w:r>
-              <w:rPr>
-                <w:rFonts w:ascii="Arial" w:hAnsi="Arial" w:cs="Arial"/>
-              </w:rPr>
               <w:t>00E6</w:t>
             </w:r>
-            <w:proofErr w:type="spellEnd"/>
           </w:p>
         </w:tc>
         <w:tc>
@@ -8585,15 +8083,8 @@
                 <w:rFonts w:ascii="Arial" w:hAnsi="Arial" w:cs="Arial"/>
               </w:rPr>
               <w:br/>
-            </w:r>
-            <w:proofErr w:type="spellStart"/>
-            <w:r>
-              <w:rPr>
-                <w:rFonts w:ascii="Arial" w:hAnsi="Arial" w:cs="Arial"/>
-              </w:rPr>
               <w:t>002D</w:t>
             </w:r>
-            <w:proofErr w:type="spellEnd"/>
           </w:p>
         </w:tc>
         <w:tc>
@@ -8627,15 +8118,8 @@
                 <w:rFonts w:ascii="Arial" w:hAnsi="Arial" w:cs="Arial"/>
               </w:rPr>
               <w:br/>
-            </w:r>
-            <w:proofErr w:type="spellStart"/>
-            <w:r>
-              <w:rPr>
-                <w:rFonts w:ascii="Arial" w:hAnsi="Arial" w:cs="Arial"/>
-              </w:rPr>
               <w:t>003D</w:t>
             </w:r>
-            <w:proofErr w:type="spellEnd"/>
           </w:p>
         </w:tc>
         <w:tc>
@@ -8669,15 +8153,8 @@
                 <w:rFonts w:ascii="Arial" w:hAnsi="Arial" w:cs="Arial"/>
               </w:rPr>
               <w:br/>
-            </w:r>
-            <w:proofErr w:type="spellStart"/>
-            <w:r>
-              <w:rPr>
-                <w:rFonts w:ascii="Arial" w:hAnsi="Arial" w:cs="Arial"/>
-              </w:rPr>
               <w:t>004D</w:t>
             </w:r>
-            <w:proofErr w:type="spellEnd"/>
           </w:p>
         </w:tc>
         <w:tc>
@@ -8711,15 +8188,8 @@
                 <w:rFonts w:ascii="Arial" w:hAnsi="Arial" w:cs="Arial"/>
               </w:rPr>
               <w:br/>
-            </w:r>
-            <w:proofErr w:type="spellStart"/>
-            <w:r>
-              <w:rPr>
-                <w:rFonts w:ascii="Arial" w:hAnsi="Arial" w:cs="Arial"/>
-              </w:rPr>
               <w:t>00D1</w:t>
             </w:r>
-            <w:proofErr w:type="spellEnd"/>
           </w:p>
         </w:tc>
         <w:tc>
@@ -8753,15 +8223,8 @@
                 <w:rFonts w:ascii="Arial" w:hAnsi="Arial" w:cs="Arial"/>
               </w:rPr>
               <w:br/>
-            </w:r>
-            <w:proofErr w:type="spellStart"/>
-            <w:r>
-              <w:rPr>
-                <w:rFonts w:ascii="Arial" w:hAnsi="Arial" w:cs="Arial"/>
-              </w:rPr>
               <w:t>006D</w:t>
             </w:r>
-            <w:proofErr w:type="spellEnd"/>
           </w:p>
         </w:tc>
         <w:tc>
@@ -8795,15 +8258,8 @@
                 <w:rFonts w:ascii="Arial" w:hAnsi="Arial" w:cs="Arial"/>
               </w:rPr>
               <w:br/>
-            </w:r>
-            <w:proofErr w:type="spellStart"/>
-            <w:r>
-              <w:rPr>
-                <w:rFonts w:ascii="Arial" w:hAnsi="Arial" w:cs="Arial"/>
-              </w:rPr>
               <w:t>00F1</w:t>
             </w:r>
-            <w:proofErr w:type="spellEnd"/>
           </w:p>
         </w:tc>
         <w:bookmarkStart w:id="37" w:name="_MCCTEMPBM_CRPT01490039___7"/>
@@ -9008,15 +8464,8 @@
                 <w:rFonts w:ascii="Arial" w:hAnsi="Arial" w:cs="Arial"/>
               </w:rPr>
               <w:br/>
-            </w:r>
-            <w:proofErr w:type="spellStart"/>
-            <w:r>
-              <w:rPr>
-                <w:rFonts w:ascii="Arial" w:hAnsi="Arial" w:cs="Arial"/>
-              </w:rPr>
               <w:t>00C5</w:t>
             </w:r>
-            <w:proofErr w:type="spellEnd"/>
           </w:p>
         </w:tc>
         <w:tc>
@@ -9050,15 +8499,8 @@
                 <w:rFonts w:ascii="Arial" w:hAnsi="Arial" w:cs="Arial"/>
               </w:rPr>
               <w:br/>
-            </w:r>
-            <w:proofErr w:type="spellStart"/>
-            <w:r>
-              <w:rPr>
-                <w:rFonts w:ascii="Arial" w:hAnsi="Arial" w:cs="Arial"/>
-              </w:rPr>
               <w:t>00DF</w:t>
             </w:r>
-            <w:proofErr w:type="spellEnd"/>
           </w:p>
         </w:tc>
         <w:tc>
@@ -9092,15 +8534,8 @@
                 <w:rFonts w:ascii="Arial" w:hAnsi="Arial" w:cs="Arial"/>
               </w:rPr>
               <w:br/>
-            </w:r>
-            <w:proofErr w:type="spellStart"/>
-            <w:r>
-              <w:rPr>
-                <w:rFonts w:ascii="Arial" w:hAnsi="Arial" w:cs="Arial"/>
-              </w:rPr>
               <w:t>002E</w:t>
             </w:r>
-            <w:proofErr w:type="spellEnd"/>
           </w:p>
         </w:tc>
         <w:tc>
@@ -9134,15 +8569,8 @@
                 <w:rFonts w:ascii="Arial" w:hAnsi="Arial" w:cs="Arial"/>
               </w:rPr>
               <w:br/>
-            </w:r>
-            <w:proofErr w:type="spellStart"/>
-            <w:r>
-              <w:rPr>
-                <w:rFonts w:ascii="Arial" w:hAnsi="Arial" w:cs="Arial"/>
-              </w:rPr>
               <w:t>003E</w:t>
             </w:r>
-            <w:proofErr w:type="spellEnd"/>
           </w:p>
         </w:tc>
         <w:tc>
@@ -9176,15 +8604,8 @@
                 <w:rFonts w:ascii="Arial" w:hAnsi="Arial" w:cs="Arial"/>
               </w:rPr>
               <w:br/>
-            </w:r>
-            <w:proofErr w:type="spellStart"/>
-            <w:r>
-              <w:rPr>
-                <w:rFonts w:ascii="Arial" w:hAnsi="Arial" w:cs="Arial"/>
-              </w:rPr>
               <w:t>004E</w:t>
             </w:r>
-            <w:proofErr w:type="spellEnd"/>
           </w:p>
         </w:tc>
         <w:tc>
@@ -9218,15 +8639,8 @@
                 <w:rFonts w:ascii="Arial" w:hAnsi="Arial" w:cs="Arial"/>
               </w:rPr>
               <w:br/>
-            </w:r>
-            <w:proofErr w:type="spellStart"/>
-            <w:r>
-              <w:rPr>
-                <w:rFonts w:ascii="Arial" w:hAnsi="Arial" w:cs="Arial"/>
-              </w:rPr>
               <w:t>00DC</w:t>
             </w:r>
-            <w:proofErr w:type="spellEnd"/>
           </w:p>
         </w:tc>
         <w:tc>
@@ -9260,15 +8674,8 @@
                 <w:rFonts w:ascii="Arial" w:hAnsi="Arial" w:cs="Arial"/>
               </w:rPr>
               <w:br/>
-            </w:r>
-            <w:proofErr w:type="spellStart"/>
-            <w:r>
-              <w:rPr>
-                <w:rFonts w:ascii="Arial" w:hAnsi="Arial" w:cs="Arial"/>
-              </w:rPr>
               <w:t>006E</w:t>
             </w:r>
-            <w:proofErr w:type="spellEnd"/>
           </w:p>
         </w:tc>
         <w:tc>
@@ -9302,15 +8709,8 @@
                 <w:rFonts w:ascii="Arial" w:hAnsi="Arial" w:cs="Arial"/>
               </w:rPr>
               <w:br/>
-            </w:r>
-            <w:proofErr w:type="spellStart"/>
-            <w:r>
-              <w:rPr>
-                <w:rFonts w:ascii="Arial" w:hAnsi="Arial" w:cs="Arial"/>
-              </w:rPr>
               <w:t>00FC</w:t>
             </w:r>
-            <w:proofErr w:type="spellEnd"/>
           </w:p>
         </w:tc>
         <w:bookmarkStart w:id="39" w:name="_MCCTEMPBM_CRPT01490041___7"/>
@@ -9515,15 +8915,8 @@
                 <w:rFonts w:ascii="Arial" w:hAnsi="Arial" w:cs="Arial"/>
               </w:rPr>
               <w:br/>
-            </w:r>
-            <w:proofErr w:type="spellStart"/>
-            <w:r>
-              <w:rPr>
-                <w:rFonts w:ascii="Arial" w:hAnsi="Arial" w:cs="Arial"/>
-              </w:rPr>
               <w:t>00E5</w:t>
             </w:r>
-            <w:proofErr w:type="spellEnd"/>
           </w:p>
         </w:tc>
         <w:tc>
@@ -9558,15 +8951,8 @@
                 <w:rFonts w:ascii="Arial" w:hAnsi="Arial" w:cs="Arial"/>
               </w:rPr>
               <w:br/>
-            </w:r>
-            <w:proofErr w:type="spellStart"/>
-            <w:r>
-              <w:rPr>
-                <w:rFonts w:ascii="Arial" w:hAnsi="Arial" w:cs="Arial"/>
-              </w:rPr>
               <w:t>00C9</w:t>
             </w:r>
-            <w:proofErr w:type="spellEnd"/>
           </w:p>
         </w:tc>
         <w:tc>
@@ -9601,15 +8987,8 @@
                 <w:rFonts w:ascii="Arial" w:hAnsi="Arial" w:cs="Arial"/>
               </w:rPr>
               <w:br/>
-            </w:r>
-            <w:proofErr w:type="spellStart"/>
-            <w:r>
-              <w:rPr>
-                <w:rFonts w:ascii="Arial" w:hAnsi="Arial" w:cs="Arial"/>
-              </w:rPr>
               <w:t>002F</w:t>
             </w:r>
-            <w:proofErr w:type="spellEnd"/>
           </w:p>
         </w:tc>
         <w:tc>
@@ -9644,15 +9023,8 @@
                 <w:rFonts w:ascii="Arial" w:hAnsi="Arial" w:cs="Arial"/>
               </w:rPr>
               <w:br/>
-            </w:r>
-            <w:proofErr w:type="spellStart"/>
-            <w:r>
-              <w:rPr>
-                <w:rFonts w:ascii="Arial" w:hAnsi="Arial" w:cs="Arial"/>
-              </w:rPr>
               <w:t>003F</w:t>
             </w:r>
-            <w:proofErr w:type="spellEnd"/>
           </w:p>
         </w:tc>
         <w:tc>
@@ -9687,15 +9059,8 @@
                 <w:rFonts w:ascii="Arial" w:hAnsi="Arial" w:cs="Arial"/>
               </w:rPr>
               <w:br/>
-            </w:r>
-            <w:proofErr w:type="spellStart"/>
-            <w:r>
-              <w:rPr>
-                <w:rFonts w:ascii="Arial" w:hAnsi="Arial" w:cs="Arial"/>
-              </w:rPr>
               <w:t>004F</w:t>
             </w:r>
-            <w:proofErr w:type="spellEnd"/>
           </w:p>
         </w:tc>
         <w:tc>
@@ -9730,15 +9095,8 @@
                 <w:rFonts w:ascii="Arial" w:hAnsi="Arial" w:cs="Arial"/>
               </w:rPr>
               <w:br/>
-            </w:r>
-            <w:proofErr w:type="spellStart"/>
-            <w:r>
-              <w:rPr>
-                <w:rFonts w:ascii="Arial" w:hAnsi="Arial" w:cs="Arial"/>
-              </w:rPr>
               <w:t>00A7</w:t>
             </w:r>
-            <w:proofErr w:type="spellEnd"/>
           </w:p>
         </w:tc>
         <w:tc>
@@ -9773,15 +9131,8 @@
                 <w:rFonts w:ascii="Arial" w:hAnsi="Arial" w:cs="Arial"/>
               </w:rPr>
               <w:br/>
-            </w:r>
-            <w:proofErr w:type="spellStart"/>
-            <w:r>
-              <w:rPr>
-                <w:rFonts w:ascii="Arial" w:hAnsi="Arial" w:cs="Arial"/>
-              </w:rPr>
               <w:t>006F</w:t>
             </w:r>
-            <w:proofErr w:type="spellEnd"/>
           </w:p>
         </w:tc>
         <w:tc>
@@ -9815,15 +9166,8 @@
                 <w:rFonts w:ascii="Arial" w:hAnsi="Arial" w:cs="Arial"/>
               </w:rPr>
               <w:br/>
-            </w:r>
-            <w:proofErr w:type="spellStart"/>
-            <w:r>
-              <w:rPr>
-                <w:rFonts w:ascii="Arial" w:hAnsi="Arial" w:cs="Arial"/>
-              </w:rPr>
               <w:t>00E0</w:t>
             </w:r>
-            <w:proofErr w:type="spellEnd"/>
           </w:p>
         </w:tc>
         <w:bookmarkStart w:id="41" w:name="_MCCTEMPBM_CRPT01490043___7"/>
@@ -9928,139 +9272,88 @@
             </w:r>
             <w:r>
               <w:br/>
-              <w:t>Note though that &lt;</w:t>
-            </w:r>
-            <w:proofErr w:type="spellStart"/>
-            <w:r>
-              <w:t>SS</w:t>
-            </w:r>
-            <w:proofErr w:type="gramStart"/>
-            <w:r>
-              <w:t>2,CR</w:t>
-            </w:r>
-            <w:proofErr w:type="spellEnd"/>
-            <w:proofErr w:type="gramEnd"/>
-            <w:r>
-              <w:t xml:space="preserve">&gt; is </w:t>
-            </w:r>
-            <w:proofErr w:type="gramStart"/>
-            <w:r>
-              <w:t>actually CSI</w:t>
-            </w:r>
-            <w:proofErr w:type="gramEnd"/>
-            <w:r>
-              <w:t xml:space="preserve"> (se next table), and that “CR” is not a filler, nor LF.</w:t>
+              <w:t>Note though that &lt;SS2,CR&gt; is actually CSI (se next table), and that “CR” is not a filler, nor LF.</w:t>
             </w:r>
           </w:p>
           <w:p>
             <w:pPr>
               <w:pStyle w:val="TAN"/>
             </w:pPr>
-            <w:proofErr w:type="spellStart"/>
-            <w:r>
-              <w:t>SS2</w:t>
-            </w:r>
-            <w:proofErr w:type="spellEnd"/>
-            <w:r>
+            <w:r>
+              <w:t>SS2:</w:t>
+            </w:r>
+            <w:r>
+              <w:tab/>
+            </w:r>
+            <w:r>
+              <w:t xml:space="preserve">SINGLE SHIFT TWO; This code shifts the next 7-bit code unit to refer to </w:t>
+            </w:r>
+            <w:r>
+              <w:t>the</w:t>
+            </w:r>
+            <w:r>
+              <w:t xml:space="preserve"> extension of this table (subclause </w:t>
+            </w:r>
+            <w:r>
+              <w:t>A.4.</w:t>
+            </w:r>
+            <w:r>
+              <w:t>10</w:t>
+            </w:r>
+            <w:r>
+              <w:t>.</w:t>
+            </w:r>
+            <w:r>
+              <w:t>2</w:t>
+            </w:r>
+            <w:r>
+              <w:t xml:space="preserve">). </w:t>
+            </w:r>
+            <w:r>
+              <w:br/>
+              <w:t>When splitting a message text into submessages, there must be no cut right after an SS2.</w:t>
+            </w:r>
+          </w:p>
+          <w:p>
+            <w:pPr>
+              <w:pStyle w:val="TAN"/>
+            </w:pPr>
+            <w:r>
+              <w:rPr>
+                <w:rFonts w:cs="Arial"/>
+              </w:rPr>
+              <w:t>U</w:t>
+            </w:r>
+            <w:r>
+              <w:rPr>
+                <w:rFonts w:cs="Arial"/>
+              </w:rPr>
+              <w:t>+</w:t>
+            </w:r>
+            <w:r>
+              <w:rPr>
+                <w:rFonts w:cs="Arial"/>
+              </w:rPr>
+              <w:t>00DF</w:t>
+            </w:r>
+            <w:r>
+              <w:rPr>
+                <w:rFonts w:cs="Arial"/>
+              </w:rPr>
               <w:t>:</w:t>
             </w:r>
             <w:r>
               <w:tab/>
             </w:r>
             <w:r>
-              <w:t xml:space="preserve">SINGLE SHIFT TWO; This code shifts the next 7-bit code unit to refer to </w:t>
-            </w:r>
-            <w:r>
-              <w:t>the</w:t>
-            </w:r>
-            <w:r>
-              <w:t xml:space="preserve"> extension of this table (subclause </w:t>
-            </w:r>
-            <w:proofErr w:type="spellStart"/>
-            <w:r>
-              <w:t>A.4.</w:t>
-            </w:r>
-            <w:r>
-              <w:t>10</w:t>
-            </w:r>
-            <w:r>
-              <w:t>.</w:t>
-            </w:r>
-            <w:r>
-              <w:t>2</w:t>
-            </w:r>
-            <w:proofErr w:type="spellEnd"/>
-            <w:r>
-              <w:t xml:space="preserve">). </w:t>
-            </w:r>
-            <w:r>
-              <w:br/>
-              <w:t xml:space="preserve">When splitting a message text into </w:t>
-            </w:r>
-            <w:proofErr w:type="spellStart"/>
-            <w:r>
-              <w:t>submessages</w:t>
-            </w:r>
-            <w:proofErr w:type="spellEnd"/>
-            <w:r>
-              <w:t xml:space="preserve">, there must be no cut right after an </w:t>
-            </w:r>
-            <w:proofErr w:type="spellStart"/>
-            <w:r>
-              <w:t>SS2</w:t>
-            </w:r>
-            <w:proofErr w:type="spellEnd"/>
-            <w:r>
-              <w:t>.</w:t>
-            </w:r>
-          </w:p>
-          <w:p>
-            <w:pPr>
-              <w:pStyle w:val="TAN"/>
-            </w:pPr>
-            <w:proofErr w:type="spellStart"/>
+              <w:t>Uppercase is U+</w:t>
+            </w:r>
             <w:r>
               <w:rPr>
                 <w:rFonts w:cs="Arial"/>
               </w:rPr>
-              <w:t>U</w:t>
-            </w:r>
-            <w:r>
-              <w:rPr>
-                <w:rFonts w:cs="Arial"/>
-              </w:rPr>
-              <w:t>+</w:t>
-            </w:r>
-            <w:r>
-              <w:rPr>
-                <w:rFonts w:cs="Arial"/>
-              </w:rPr>
-              <w:t>00DF</w:t>
-            </w:r>
-            <w:proofErr w:type="spellEnd"/>
-            <w:r>
-              <w:rPr>
-                <w:rFonts w:cs="Arial"/>
-              </w:rPr>
-              <w:t>:</w:t>
-            </w:r>
-            <w:r>
-              <w:tab/>
-            </w:r>
-            <w:r>
-              <w:t xml:space="preserve">Uppercase is </w:t>
-            </w:r>
-            <w:proofErr w:type="spellStart"/>
-            <w:r>
-              <w:t>U+</w:t>
-            </w:r>
-            <w:r>
-              <w:rPr>
-                <w:rFonts w:cs="Arial"/>
-              </w:rPr>
               <w:t>1E9E</w:t>
             </w:r>
-            <w:proofErr w:type="spellEnd"/>
             <w:r>
               <w:rPr>
                 <w:rFonts w:cs="Arial"/>
@@ -10083,7 +9376,6 @@
       <w:pPr>
         <w:pStyle w:val="Rubrik4"/>
       </w:pPr>
-      <w:proofErr w:type="spellStart"/>
       <w:r>
         <w:lastRenderedPageBreak/>
         <w:t>A.4</w:t>
@@ -10094,7 +9386,6 @@
       <w:r>
         <w:t>2</w:t>
       </w:r>
-      <w:proofErr w:type="spellEnd"/>
       <w:r>
         <w:tab/>
         <w:t>SMS/CBS 7</w:t>
@@ -10115,26 +9406,10 @@
         <w:t>a</w:t>
       </w:r>
       <w:r>
-        <w:t>lphabet (</w:t>
-      </w:r>
-      <w:proofErr w:type="spellStart"/>
-      <w:r>
-        <w:t>0x10</w:t>
-      </w:r>
-      <w:proofErr w:type="spellEnd"/>
-      <w:r>
-        <w:t>) extension (</w:t>
-      </w:r>
-      <w:proofErr w:type="spellStart"/>
-      <w:r>
-        <w:t>S</w:t>
+        <w:t>lphabet (0x10) extension (S</w:t>
       </w:r>
       <w:r>
-        <w:t>S2</w:t>
-      </w:r>
-      <w:proofErr w:type="spellEnd"/>
-      <w:r>
-        <w:t>)</w:t>
+        <w:t>S2)</w:t>
       </w:r>
       <w:r>
         <w:t xml:space="preserve"> table</w:t>
@@ -10252,7 +9527,6 @@
                 <w:sz w:val="24"/>
               </w:rPr>
             </w:pPr>
-            <w:proofErr w:type="spellStart"/>
             <w:r>
               <w:rPr>
                 <w:rFonts w:ascii="Courier" w:hAnsi="Courier"/>
@@ -10264,7 +9538,6 @@
               </w:rPr>
               <w:t>b7</w:t>
             </w:r>
-            <w:proofErr w:type="spellEnd"/>
           </w:p>
         </w:tc>
         <w:tc>
@@ -10609,7 +9882,6 @@
                 <w:sz w:val="24"/>
               </w:rPr>
             </w:pPr>
-            <w:proofErr w:type="spellStart"/>
             <w:r>
               <w:rPr>
                 <w:rFonts w:ascii="Courier" w:hAnsi="Courier"/>
@@ -10621,7 +9893,6 @@
               </w:rPr>
               <w:t>b6</w:t>
             </w:r>
-            <w:proofErr w:type="spellEnd"/>
           </w:p>
         </w:tc>
         <w:tc>
@@ -10966,7 +10237,6 @@
                 <w:sz w:val="24"/>
               </w:rPr>
             </w:pPr>
-            <w:proofErr w:type="spellStart"/>
             <w:r>
               <w:rPr>
                 <w:rFonts w:ascii="Courier" w:hAnsi="Courier"/>
@@ -10978,7 +10248,6 @@
               </w:rPr>
               <w:t>b5</w:t>
             </w:r>
-            <w:proofErr w:type="spellEnd"/>
           </w:p>
         </w:tc>
         <w:tc>
@@ -11251,7 +10520,6 @@
             </w:pPr>
             <w:bookmarkStart w:id="50" w:name="_MCCTEMPBM_CRPT01490051___4" w:colFirst="0" w:colLast="11"/>
             <w:bookmarkEnd w:id="48"/>
-            <w:proofErr w:type="spellStart"/>
             <w:r>
               <w:rPr>
                 <w:rFonts w:ascii="Courier" w:hAnsi="Courier"/>
@@ -11263,30 +10531,28 @@
               </w:rPr>
               <w:t>b4</w:t>
             </w:r>
-            <w:proofErr w:type="spellEnd"/>
-          </w:p>
-        </w:tc>
-        <w:tc>
-          <w:tcPr>
-            <w:tcW w:w="0" w:type="auto"/>
-            <w:tcBorders>
-              <w:top w:val="single" w:sz="6" w:space="0" w:color="auto"/>
-              <w:left w:val="single" w:sz="6" w:space="0" w:color="auto"/>
-              <w:bottom w:val="single" w:sz="6" w:space="0" w:color="auto"/>
-              <w:right w:val="single" w:sz="6" w:space="0" w:color="auto"/>
-            </w:tcBorders>
-          </w:tcPr>
-          <w:p>
-            <w:pPr>
-              <w:keepNext/>
-              <w:spacing w:before="120" w:line="240" w:lineRule="exact"/>
-              <w:jc w:val="center"/>
-              <w:rPr>
-                <w:rFonts w:ascii="Courier" w:hAnsi="Courier"/>
-                <w:sz w:val="24"/>
-              </w:rPr>
-            </w:pPr>
-            <w:proofErr w:type="spellStart"/>
+          </w:p>
+        </w:tc>
+        <w:tc>
+          <w:tcPr>
+            <w:tcW w:w="0" w:type="auto"/>
+            <w:tcBorders>
+              <w:top w:val="single" w:sz="6" w:space="0" w:color="auto"/>
+              <w:left w:val="single" w:sz="6" w:space="0" w:color="auto"/>
+              <w:bottom w:val="single" w:sz="6" w:space="0" w:color="auto"/>
+              <w:right w:val="single" w:sz="6" w:space="0" w:color="auto"/>
+            </w:tcBorders>
+          </w:tcPr>
+          <w:p>
+            <w:pPr>
+              <w:keepNext/>
+              <w:spacing w:before="120" w:line="240" w:lineRule="exact"/>
+              <w:jc w:val="center"/>
+              <w:rPr>
+                <w:rFonts w:ascii="Courier" w:hAnsi="Courier"/>
+                <w:sz w:val="24"/>
+              </w:rPr>
+            </w:pPr>
             <w:r>
               <w:rPr>
                 <w:rFonts w:ascii="Courier" w:hAnsi="Courier"/>
@@ -11298,30 +10564,28 @@
               </w:rPr>
               <w:t>b3</w:t>
             </w:r>
-            <w:proofErr w:type="spellEnd"/>
-          </w:p>
-        </w:tc>
-        <w:tc>
-          <w:tcPr>
-            <w:tcW w:w="0" w:type="auto"/>
-            <w:tcBorders>
-              <w:top w:val="single" w:sz="6" w:space="0" w:color="auto"/>
-              <w:left w:val="single" w:sz="6" w:space="0" w:color="auto"/>
-              <w:bottom w:val="single" w:sz="6" w:space="0" w:color="auto"/>
-              <w:right w:val="single" w:sz="6" w:space="0" w:color="auto"/>
-            </w:tcBorders>
-          </w:tcPr>
-          <w:p>
-            <w:pPr>
-              <w:keepNext/>
-              <w:spacing w:before="120" w:line="240" w:lineRule="exact"/>
-              <w:jc w:val="center"/>
-              <w:rPr>
-                <w:rFonts w:ascii="Courier" w:hAnsi="Courier"/>
-                <w:sz w:val="24"/>
-              </w:rPr>
-            </w:pPr>
-            <w:proofErr w:type="spellStart"/>
+          </w:p>
+        </w:tc>
+        <w:tc>
+          <w:tcPr>
+            <w:tcW w:w="0" w:type="auto"/>
+            <w:tcBorders>
+              <w:top w:val="single" w:sz="6" w:space="0" w:color="auto"/>
+              <w:left w:val="single" w:sz="6" w:space="0" w:color="auto"/>
+              <w:bottom w:val="single" w:sz="6" w:space="0" w:color="auto"/>
+              <w:right w:val="single" w:sz="6" w:space="0" w:color="auto"/>
+            </w:tcBorders>
+          </w:tcPr>
+          <w:p>
+            <w:pPr>
+              <w:keepNext/>
+              <w:spacing w:before="120" w:line="240" w:lineRule="exact"/>
+              <w:jc w:val="center"/>
+              <w:rPr>
+                <w:rFonts w:ascii="Courier" w:hAnsi="Courier"/>
+                <w:sz w:val="24"/>
+              </w:rPr>
+            </w:pPr>
             <w:r>
               <w:rPr>
                 <w:rFonts w:ascii="Courier" w:hAnsi="Courier"/>
@@ -11333,30 +10597,28 @@
               </w:rPr>
               <w:t>b2</w:t>
             </w:r>
-            <w:proofErr w:type="spellEnd"/>
-          </w:p>
-        </w:tc>
-        <w:tc>
-          <w:tcPr>
-            <w:tcW w:w="0" w:type="auto"/>
-            <w:tcBorders>
-              <w:top w:val="single" w:sz="6" w:space="0" w:color="auto"/>
-              <w:left w:val="single" w:sz="6" w:space="0" w:color="auto"/>
-              <w:bottom w:val="single" w:sz="6" w:space="0" w:color="auto"/>
-              <w:right w:val="single" w:sz="6" w:space="0" w:color="auto"/>
-            </w:tcBorders>
-          </w:tcPr>
-          <w:p>
-            <w:pPr>
-              <w:keepNext/>
-              <w:spacing w:before="120" w:line="240" w:lineRule="exact"/>
-              <w:jc w:val="center"/>
-              <w:rPr>
-                <w:rFonts w:ascii="Courier" w:hAnsi="Courier"/>
-                <w:sz w:val="24"/>
-              </w:rPr>
-            </w:pPr>
-            <w:proofErr w:type="spellStart"/>
+          </w:p>
+        </w:tc>
+        <w:tc>
+          <w:tcPr>
+            <w:tcW w:w="0" w:type="auto"/>
+            <w:tcBorders>
+              <w:top w:val="single" w:sz="6" w:space="0" w:color="auto"/>
+              <w:left w:val="single" w:sz="6" w:space="0" w:color="auto"/>
+              <w:bottom w:val="single" w:sz="6" w:space="0" w:color="auto"/>
+              <w:right w:val="single" w:sz="6" w:space="0" w:color="auto"/>
+            </w:tcBorders>
+          </w:tcPr>
+          <w:p>
+            <w:pPr>
+              <w:keepNext/>
+              <w:spacing w:before="120" w:line="240" w:lineRule="exact"/>
+              <w:jc w:val="center"/>
+              <w:rPr>
+                <w:rFonts w:ascii="Courier" w:hAnsi="Courier"/>
+                <w:sz w:val="24"/>
+              </w:rPr>
+            </w:pPr>
             <w:r>
               <w:rPr>
                 <w:rFonts w:ascii="Courier" w:hAnsi="Courier"/>
@@ -11368,7 +10630,6 @@
               </w:rPr>
               <w:t>b1</w:t>
             </w:r>
-            <w:proofErr w:type="spellEnd"/>
           </w:p>
         </w:tc>
         <w:tc>
@@ -11392,7 +10653,6 @@
                 <w:sz w:val="24"/>
               </w:rPr>
             </w:pPr>
-            <w:proofErr w:type="spellStart"/>
             <w:r>
               <w:rPr>
                 <w:rFonts w:ascii="Courier" w:hAnsi="Courier"/>
@@ -11402,7 +10662,6 @@
               </w:rPr>
               <w:t>1B</w:t>
             </w:r>
-            <w:proofErr w:type="spellEnd"/>
           </w:p>
         </w:tc>
         <w:tc>
@@ -11886,15 +11145,8 @@
                 <w:rFonts w:ascii="Arial" w:hAnsi="Arial" w:cs="Arial"/>
               </w:rPr>
               <w:br/>
-            </w:r>
-            <w:proofErr w:type="spellStart"/>
-            <w:r>
-              <w:rPr>
-                <w:rFonts w:ascii="Arial" w:hAnsi="Arial" w:cs="Arial"/>
-              </w:rPr>
               <w:t>00AA</w:t>
             </w:r>
-            <w:proofErr w:type="spellEnd"/>
           </w:p>
         </w:tc>
         <w:tc>
@@ -11929,15 +11181,8 @@
                 <w:rFonts w:ascii="Arial" w:hAnsi="Arial" w:cs="Arial"/>
               </w:rPr>
               <w:br/>
-            </w:r>
-            <w:proofErr w:type="spellStart"/>
-            <w:r>
-              <w:rPr>
-                <w:rFonts w:ascii="Arial" w:hAnsi="Arial" w:cs="Arial"/>
-              </w:rPr>
               <w:t>01A1</w:t>
             </w:r>
-            <w:proofErr w:type="spellEnd"/>
           </w:p>
         </w:tc>
         <w:tc>
@@ -12008,15 +11253,8 @@
                 <w:rFonts w:ascii="Arial" w:hAnsi="Arial" w:cs="Arial"/>
               </w:rPr>
               <w:br/>
-            </w:r>
-            <w:proofErr w:type="spellStart"/>
-            <w:r>
-              <w:rPr>
-                <w:rFonts w:ascii="Arial" w:hAnsi="Arial" w:cs="Arial"/>
-              </w:rPr>
               <w:t>007C</w:t>
             </w:r>
-            <w:proofErr w:type="spellEnd"/>
           </w:p>
         </w:tc>
         <w:tc>
@@ -12087,15 +11325,8 @@
                 <w:rFonts w:ascii="Arial" w:hAnsi="Arial" w:cs="Arial"/>
               </w:rPr>
               <w:br/>
-            </w:r>
-            <w:proofErr w:type="spellStart"/>
-            <w:r>
-              <w:rPr>
-                <w:rFonts w:ascii="Arial" w:hAnsi="Arial" w:cs="Arial"/>
-              </w:rPr>
               <w:t>00BC</w:t>
             </w:r>
-            <w:proofErr w:type="spellEnd"/>
           </w:p>
         </w:tc>
         <w:tc>
@@ -12367,15 +11598,8 @@
                 <w:rFonts w:ascii="Arial" w:hAnsi="Arial" w:cs="Arial"/>
               </w:rPr>
               <w:br/>
-            </w:r>
-            <w:proofErr w:type="spellStart"/>
-            <w:r>
-              <w:rPr>
-                <w:rFonts w:ascii="Arial" w:hAnsi="Arial" w:cs="Arial"/>
-              </w:rPr>
               <w:t>00BA</w:t>
             </w:r>
-            <w:proofErr w:type="spellEnd"/>
           </w:p>
         </w:tc>
         <w:tc>
@@ -12410,15 +11634,8 @@
                 <w:rFonts w:ascii="Arial" w:hAnsi="Arial" w:cs="Arial"/>
               </w:rPr>
               <w:br/>
-            </w:r>
-            <w:proofErr w:type="spellStart"/>
-            <w:r>
-              <w:rPr>
-                <w:rFonts w:ascii="Arial" w:hAnsi="Arial" w:cs="Arial"/>
-              </w:rPr>
               <w:t>01AF</w:t>
             </w:r>
-            <w:proofErr w:type="spellEnd"/>
           </w:p>
         </w:tc>
         <w:tc>
@@ -12525,15 +11742,8 @@
                 <w:rFonts w:ascii="Arial" w:hAnsi="Arial" w:cs="Arial"/>
               </w:rPr>
               <w:br/>
-            </w:r>
-            <w:proofErr w:type="spellStart"/>
-            <w:r>
-              <w:rPr>
-                <w:rFonts w:ascii="Arial" w:hAnsi="Arial" w:cs="Arial"/>
-              </w:rPr>
               <w:t>011A</w:t>
             </w:r>
-            <w:proofErr w:type="spellEnd"/>
           </w:p>
         </w:tc>
         <w:tc>
@@ -12568,15 +11778,8 @@
                 <w:rFonts w:ascii="Arial" w:hAnsi="Arial" w:cs="Arial"/>
               </w:rPr>
               <w:br/>
-            </w:r>
-            <w:proofErr w:type="spellStart"/>
-            <w:r>
-              <w:rPr>
-                <w:rFonts w:ascii="Arial" w:hAnsi="Arial" w:cs="Arial"/>
-              </w:rPr>
               <w:t>00BD</w:t>
             </w:r>
-            <w:proofErr w:type="spellEnd"/>
           </w:p>
         </w:tc>
         <w:tc>
@@ -12611,15 +11814,8 @@
                 <w:rFonts w:ascii="Arial" w:hAnsi="Arial" w:cs="Arial"/>
               </w:rPr>
               <w:br/>
-            </w:r>
-            <w:proofErr w:type="spellStart"/>
-            <w:r>
-              <w:rPr>
-                <w:rFonts w:ascii="Arial" w:hAnsi="Arial" w:cs="Arial"/>
-              </w:rPr>
               <w:t>221E</w:t>
             </w:r>
-            <w:proofErr w:type="spellEnd"/>
           </w:p>
         </w:tc>
         <w:bookmarkStart w:id="55" w:name="_MCCTEMPBM_CRPT01490056___7"/>
@@ -12860,15 +12056,8 @@
                 <w:rFonts w:ascii="Arial" w:hAnsi="Arial" w:cs="Arial"/>
               </w:rPr>
               <w:br/>
-            </w:r>
-            <w:proofErr w:type="spellStart"/>
-            <w:r>
-              <w:rPr>
-                <w:rFonts w:ascii="Arial" w:hAnsi="Arial" w:cs="Arial"/>
-              </w:rPr>
               <w:t>011F</w:t>
             </w:r>
-            <w:proofErr w:type="spellEnd"/>
           </w:p>
         </w:tc>
         <w:tc>
@@ -12903,15 +12092,8 @@
                 <w:rFonts w:ascii="Arial" w:hAnsi="Arial" w:cs="Arial"/>
               </w:rPr>
               <w:br/>
-            </w:r>
-            <w:proofErr w:type="spellStart"/>
-            <w:r>
-              <w:rPr>
-                <w:rFonts w:ascii="Arial" w:hAnsi="Arial" w:cs="Arial"/>
-              </w:rPr>
               <w:t>01B0</w:t>
             </w:r>
-            <w:proofErr w:type="spellEnd"/>
           </w:p>
         </w:tc>
         <w:tc>
@@ -13018,15 +12200,8 @@
                 <w:rFonts w:ascii="Arial" w:hAnsi="Arial" w:cs="Arial"/>
               </w:rPr>
               <w:br/>
-            </w:r>
-            <w:proofErr w:type="spellStart"/>
-            <w:r>
-              <w:rPr>
-                <w:rFonts w:ascii="Arial" w:hAnsi="Arial" w:cs="Arial"/>
-              </w:rPr>
               <w:t>011E</w:t>
             </w:r>
-            <w:proofErr w:type="spellEnd"/>
           </w:p>
         </w:tc>
         <w:tc>
@@ -13061,15 +12236,8 @@
                 <w:rFonts w:ascii="Arial" w:hAnsi="Arial" w:cs="Arial"/>
               </w:rPr>
               <w:br/>
-            </w:r>
-            <w:proofErr w:type="spellStart"/>
-            <w:r>
-              <w:rPr>
-                <w:rFonts w:ascii="Arial" w:hAnsi="Arial" w:cs="Arial"/>
-              </w:rPr>
               <w:t>00BE</w:t>
             </w:r>
-            <w:proofErr w:type="spellEnd"/>
           </w:p>
         </w:tc>
         <w:tc>
@@ -13104,15 +12272,8 @@
                 <w:rFonts w:ascii="Arial" w:hAnsi="Arial" w:cs="Arial"/>
               </w:rPr>
               <w:br/>
-            </w:r>
-            <w:proofErr w:type="spellStart"/>
-            <w:r>
-              <w:rPr>
-                <w:rFonts w:ascii="Arial" w:hAnsi="Arial" w:cs="Arial"/>
-              </w:rPr>
               <w:t>00B2</w:t>
             </w:r>
-            <w:proofErr w:type="spellEnd"/>
           </w:p>
         </w:tc>
         <w:bookmarkStart w:id="57" w:name="_MCCTEMPBM_CRPT01490058___7"/>
@@ -13348,15 +12509,8 @@
                 <w:rFonts w:ascii="Arial" w:hAnsi="Arial" w:cs="Arial"/>
               </w:rPr>
               <w:br/>
-            </w:r>
-            <w:proofErr w:type="spellStart"/>
-            <w:r>
-              <w:rPr>
-                <w:rFonts w:ascii="Arial" w:hAnsi="Arial" w:cs="Arial"/>
-              </w:rPr>
               <w:t>015F</w:t>
             </w:r>
-            <w:proofErr w:type="spellEnd"/>
           </w:p>
         </w:tc>
         <w:tc>
@@ -13500,15 +12654,8 @@
                 <w:rFonts w:ascii="Arial" w:hAnsi="Arial" w:cs="Arial"/>
               </w:rPr>
               <w:br/>
-            </w:r>
-            <w:proofErr w:type="spellStart"/>
-            <w:r>
-              <w:rPr>
-                <w:rFonts w:ascii="Arial" w:hAnsi="Arial" w:cs="Arial"/>
-              </w:rPr>
               <w:t>015E</w:t>
             </w:r>
-            <w:proofErr w:type="spellEnd"/>
           </w:p>
         </w:tc>
         <w:tc>
@@ -13543,15 +12690,8 @@
                 <w:rFonts w:ascii="Arial" w:hAnsi="Arial" w:cs="Arial"/>
               </w:rPr>
               <w:br/>
-            </w:r>
-            <w:proofErr w:type="spellStart"/>
-            <w:r>
-              <w:rPr>
-                <w:rFonts w:ascii="Arial" w:hAnsi="Arial" w:cs="Arial"/>
-              </w:rPr>
               <w:t>201C</w:t>
             </w:r>
-            <w:proofErr w:type="spellEnd"/>
           </w:p>
         </w:tc>
         <w:tc>
@@ -13586,15 +12726,8 @@
                 <w:rFonts w:ascii="Arial" w:hAnsi="Arial" w:cs="Arial"/>
               </w:rPr>
               <w:br/>
-            </w:r>
-            <w:proofErr w:type="spellStart"/>
-            <w:r>
-              <w:rPr>
-                <w:rFonts w:ascii="Arial" w:hAnsi="Arial" w:cs="Arial"/>
-              </w:rPr>
               <w:t>00B3</w:t>
             </w:r>
-            <w:proofErr w:type="spellEnd"/>
           </w:p>
         </w:tc>
         <w:bookmarkStart w:id="59" w:name="_MCCTEMPBM_CRPT01490060___7"/>
@@ -13799,15 +12932,8 @@
                 <w:rFonts w:ascii="Arial" w:hAnsi="Arial" w:cs="Arial"/>
               </w:rPr>
               <w:br/>
-            </w:r>
-            <w:proofErr w:type="spellStart"/>
-            <w:r>
-              <w:rPr>
-                <w:rFonts w:ascii="Arial" w:hAnsi="Arial" w:cs="Arial"/>
-              </w:rPr>
               <w:t>00C8</w:t>
             </w:r>
-            <w:proofErr w:type="spellEnd"/>
           </w:p>
         </w:tc>
         <w:tc>
@@ -13842,15 +12968,8 @@
                 <w:rFonts w:ascii="Arial" w:hAnsi="Arial" w:cs="Arial"/>
               </w:rPr>
               <w:br/>
-            </w:r>
-            <w:proofErr w:type="spellStart"/>
-            <w:r>
-              <w:rPr>
-                <w:rFonts w:ascii="Arial" w:hAnsi="Arial" w:cs="Arial"/>
-              </w:rPr>
               <w:t>005E</w:t>
             </w:r>
-            <w:proofErr w:type="spellEnd"/>
           </w:p>
         </w:tc>
         <w:tc>
@@ -13922,15 +13041,8 @@
                 <w:rFonts w:ascii="Arial" w:hAnsi="Arial" w:cs="Arial"/>
               </w:rPr>
               <w:br/>
-            </w:r>
-            <w:proofErr w:type="spellStart"/>
-            <w:r>
-              <w:rPr>
-                <w:rFonts w:ascii="Arial" w:hAnsi="Arial" w:cs="Arial"/>
-              </w:rPr>
               <w:t>00DE</w:t>
             </w:r>
-            <w:proofErr w:type="spellEnd"/>
           </w:p>
         </w:tc>
         <w:tc>
@@ -14001,15 +13113,8 @@
                 <w:rFonts w:ascii="Arial" w:hAnsi="Arial" w:cs="Arial"/>
               </w:rPr>
               <w:br/>
-            </w:r>
-            <w:proofErr w:type="spellStart"/>
-            <w:r>
-              <w:rPr>
-                <w:rFonts w:ascii="Arial" w:hAnsi="Arial" w:cs="Arial"/>
-              </w:rPr>
               <w:t>011B</w:t>
             </w:r>
-            <w:proofErr w:type="spellEnd"/>
           </w:p>
         </w:tc>
         <w:tc>
@@ -14044,15 +13149,8 @@
                 <w:rFonts w:ascii="Arial" w:hAnsi="Arial" w:cs="Arial"/>
               </w:rPr>
               <w:br/>
-            </w:r>
-            <w:proofErr w:type="spellStart"/>
-            <w:r>
-              <w:rPr>
-                <w:rFonts w:ascii="Arial" w:hAnsi="Arial" w:cs="Arial"/>
-              </w:rPr>
               <w:t>201D</w:t>
             </w:r>
-            <w:proofErr w:type="spellEnd"/>
           </w:p>
         </w:tc>
         <w:tc>
@@ -14283,19 +13381,11 @@
                 <w:sz w:val="24"/>
               </w:rPr>
             </w:pPr>
-            <w:proofErr w:type="spellStart"/>
-            <w:r>
-              <w:rPr>
-                <w:rFonts w:ascii="Arial" w:hAnsi="Arial" w:cs="Arial"/>
-              </w:rPr>
-              <w:t>i</w:t>
-            </w:r>
-            <w:proofErr w:type="spellEnd"/>
-            <w:r>
-              <w:rPr>
-                <w:rFonts w:ascii="Arial" w:hAnsi="Arial" w:cs="Arial"/>
-              </w:rPr>
-              <w:t>̇</w:t>
+            <w:r>
+              <w:rPr>
+                <w:rFonts w:ascii="Arial" w:hAnsi="Arial" w:cs="Arial"/>
+              </w:rPr>
+              <w:t>i̇</w:t>
             </w:r>
             <w:r>
               <w:rPr>
@@ -14338,15 +13428,8 @@
                 <w:rFonts w:ascii="Arial" w:hAnsi="Arial" w:cs="Arial"/>
               </w:rPr>
               <w:br/>
-            </w:r>
-            <w:proofErr w:type="spellStart"/>
-            <w:r>
-              <w:rPr>
-                <w:rFonts w:ascii="Arial" w:hAnsi="Arial" w:cs="Arial"/>
-              </w:rPr>
               <w:t>010C</w:t>
             </w:r>
-            <w:proofErr w:type="spellEnd"/>
           </w:p>
         </w:tc>
         <w:tc>
@@ -14418,15 +13501,8 @@
                 <w:rFonts w:ascii="Arial" w:hAnsi="Arial" w:cs="Arial"/>
               </w:rPr>
               <w:br/>
-            </w:r>
-            <w:proofErr w:type="spellStart"/>
-            <w:r>
-              <w:rPr>
-                <w:rFonts w:ascii="Arial" w:hAnsi="Arial" w:cs="Arial"/>
-              </w:rPr>
               <w:t>00FE</w:t>
             </w:r>
-            <w:proofErr w:type="spellEnd"/>
           </w:p>
         </w:tc>
         <w:tc>
@@ -14497,15 +13573,8 @@
                 <w:rFonts w:ascii="Arial" w:hAnsi="Arial" w:cs="Arial"/>
               </w:rPr>
               <w:br/>
-            </w:r>
-            <w:proofErr w:type="spellStart"/>
-            <w:r>
-              <w:rPr>
-                <w:rFonts w:ascii="Arial" w:hAnsi="Arial" w:cs="Arial"/>
-              </w:rPr>
               <w:t>00DA</w:t>
             </w:r>
-            <w:proofErr w:type="spellEnd"/>
           </w:p>
         </w:tc>
         <w:tc>
@@ -14540,15 +13609,8 @@
                 <w:rFonts w:ascii="Arial" w:hAnsi="Arial" w:cs="Arial"/>
               </w:rPr>
               <w:br/>
-            </w:r>
-            <w:proofErr w:type="spellStart"/>
-            <w:r>
-              <w:rPr>
-                <w:rFonts w:ascii="Arial" w:hAnsi="Arial" w:cs="Arial"/>
-              </w:rPr>
               <w:t>00A4</w:t>
             </w:r>
-            <w:proofErr w:type="spellEnd"/>
           </w:p>
         </w:tc>
         <w:tc>
@@ -14583,15 +13645,8 @@
                 <w:rFonts w:ascii="Arial" w:hAnsi="Arial" w:cs="Arial"/>
               </w:rPr>
               <w:br/>
-            </w:r>
-            <w:proofErr w:type="spellStart"/>
-            <w:r>
-              <w:rPr>
-                <w:rFonts w:ascii="Arial" w:hAnsi="Arial" w:cs="Arial"/>
-              </w:rPr>
               <w:t>00FA</w:t>
             </w:r>
-            <w:proofErr w:type="spellEnd"/>
           </w:p>
         </w:tc>
         <w:bookmarkStart w:id="63" w:name="_MCCTEMPBM_CRPT01490064___7"/>
@@ -14796,15 +13851,8 @@
                 <w:rFonts w:ascii="Arial" w:hAnsi="Arial" w:cs="Arial"/>
               </w:rPr>
               <w:br/>
-            </w:r>
-            <w:proofErr w:type="spellStart"/>
-            <w:r>
-              <w:rPr>
-                <w:rFonts w:ascii="Arial" w:hAnsi="Arial" w:cs="Arial"/>
-              </w:rPr>
               <w:t>00D9</w:t>
             </w:r>
-            <w:proofErr w:type="spellEnd"/>
           </w:p>
         </w:tc>
         <w:tc>
@@ -14839,15 +13887,8 @@
                 <w:rFonts w:ascii="Arial" w:hAnsi="Arial" w:cs="Arial"/>
               </w:rPr>
               <w:br/>
-            </w:r>
-            <w:proofErr w:type="spellStart"/>
-            <w:r>
-              <w:rPr>
-                <w:rFonts w:ascii="Arial" w:hAnsi="Arial" w:cs="Arial"/>
-              </w:rPr>
               <w:t>010D</w:t>
             </w:r>
-            <w:proofErr w:type="spellEnd"/>
           </w:p>
         </w:tc>
         <w:tc>
@@ -14919,15 +13960,8 @@
                 <w:rFonts w:ascii="Arial" w:hAnsi="Arial" w:cs="Arial"/>
               </w:rPr>
               <w:br/>
-            </w:r>
-            <w:proofErr w:type="spellStart"/>
-            <w:r>
-              <w:rPr>
-                <w:rFonts w:ascii="Arial" w:hAnsi="Arial" w:cs="Arial"/>
-              </w:rPr>
               <w:t>00D0</w:t>
             </w:r>
-            <w:proofErr w:type="spellEnd"/>
           </w:p>
         </w:tc>
         <w:tc>
@@ -14998,15 +14032,8 @@
                 <w:rFonts w:ascii="Arial" w:hAnsi="Arial" w:cs="Arial"/>
               </w:rPr>
               <w:br/>
-            </w:r>
-            <w:proofErr w:type="spellStart"/>
-            <w:r>
-              <w:rPr>
-                <w:rFonts w:ascii="Arial" w:hAnsi="Arial" w:cs="Arial"/>
-              </w:rPr>
               <w:t>00CD</w:t>
             </w:r>
-            <w:proofErr w:type="spellEnd"/>
           </w:p>
         </w:tc>
         <w:tc>
@@ -15041,15 +14068,8 @@
                 <w:rFonts w:ascii="Arial" w:hAnsi="Arial" w:cs="Arial"/>
               </w:rPr>
               <w:br/>
-            </w:r>
-            <w:proofErr w:type="spellStart"/>
-            <w:r>
-              <w:rPr>
-                <w:rFonts w:ascii="Arial" w:hAnsi="Arial" w:cs="Arial"/>
-              </w:rPr>
               <w:t>03A9</w:t>
             </w:r>
-            <w:proofErr w:type="spellEnd"/>
           </w:p>
         </w:tc>
         <w:tc>
@@ -15084,15 +14104,8 @@
                 <w:rFonts w:ascii="Arial" w:hAnsi="Arial" w:cs="Arial"/>
               </w:rPr>
               <w:br/>
-            </w:r>
-            <w:proofErr w:type="spellStart"/>
-            <w:r>
-              <w:rPr>
-                <w:rFonts w:ascii="Arial" w:hAnsi="Arial" w:cs="Arial"/>
-              </w:rPr>
               <w:t>00ED</w:t>
             </w:r>
-            <w:proofErr w:type="spellEnd"/>
           </w:p>
         </w:tc>
         <w:bookmarkStart w:id="65" w:name="_MCCTEMPBM_CRPT01490066___7"/>
@@ -15292,15 +14305,8 @@
                 <w:rFonts w:ascii="Arial" w:hAnsi="Arial" w:cs="Arial"/>
               </w:rPr>
               <w:br/>
-            </w:r>
-            <w:proofErr w:type="spellStart"/>
-            <w:r>
-              <w:rPr>
-                <w:rFonts w:ascii="Arial" w:hAnsi="Arial" w:cs="Arial"/>
-              </w:rPr>
               <w:t>00CC</w:t>
             </w:r>
-            <w:proofErr w:type="spellEnd"/>
           </w:p>
         </w:tc>
         <w:tc>
@@ -15408,15 +14414,8 @@
                 <w:rFonts w:ascii="Arial" w:hAnsi="Arial" w:cs="Arial"/>
               </w:rPr>
               <w:br/>
-            </w:r>
-            <w:proofErr w:type="spellStart"/>
-            <w:r>
-              <w:rPr>
-                <w:rFonts w:ascii="Arial" w:hAnsi="Arial" w:cs="Arial"/>
-              </w:rPr>
               <w:t>00F0</w:t>
             </w:r>
-            <w:proofErr w:type="spellEnd"/>
           </w:p>
         </w:tc>
         <w:tc>
@@ -15451,15 +14450,8 @@
                 <w:rFonts w:ascii="Arial" w:hAnsi="Arial" w:cs="Arial"/>
               </w:rPr>
               <w:br/>
-            </w:r>
-            <w:proofErr w:type="spellStart"/>
-            <w:r>
-              <w:rPr>
-                <w:rFonts w:ascii="Arial" w:hAnsi="Arial" w:cs="Arial"/>
-              </w:rPr>
               <w:t>015A</w:t>
             </w:r>
-            <w:proofErr w:type="spellEnd"/>
           </w:p>
         </w:tc>
         <w:tc>
@@ -15494,15 +14486,8 @@
                 <w:rFonts w:ascii="Arial" w:hAnsi="Arial" w:cs="Arial"/>
               </w:rPr>
               <w:br/>
-            </w:r>
-            <w:proofErr w:type="spellStart"/>
-            <w:r>
-              <w:rPr>
-                <w:rFonts w:ascii="Arial" w:hAnsi="Arial" w:cs="Arial"/>
-              </w:rPr>
               <w:t>00C2</w:t>
             </w:r>
-            <w:proofErr w:type="spellEnd"/>
           </w:p>
         </w:tc>
         <w:tc>
@@ -15537,15 +14522,8 @@
                 <w:rFonts w:ascii="Arial" w:hAnsi="Arial" w:cs="Arial"/>
               </w:rPr>
               <w:br/>
-            </w:r>
-            <w:proofErr w:type="spellStart"/>
-            <w:r>
-              <w:rPr>
-                <w:rFonts w:ascii="Arial" w:hAnsi="Arial" w:cs="Arial"/>
-              </w:rPr>
               <w:t>03BC</w:t>
             </w:r>
-            <w:proofErr w:type="spellEnd"/>
           </w:p>
         </w:tc>
         <w:tc>
@@ -15580,15 +14558,8 @@
                 <w:rFonts w:ascii="Arial" w:hAnsi="Arial" w:cs="Arial"/>
               </w:rPr>
               <w:br/>
-            </w:r>
-            <w:proofErr w:type="spellStart"/>
-            <w:r>
-              <w:rPr>
-                <w:rFonts w:ascii="Arial" w:hAnsi="Arial" w:cs="Arial"/>
-              </w:rPr>
               <w:t>00E2</w:t>
             </w:r>
-            <w:proofErr w:type="spellEnd"/>
           </w:p>
         </w:tc>
         <w:bookmarkStart w:id="67" w:name="_MCCTEMPBM_CRPT01490068___7"/>
@@ -15788,15 +14759,8 @@
                 <w:rFonts w:ascii="Arial" w:hAnsi="Arial" w:cs="Arial"/>
               </w:rPr>
               <w:br/>
-            </w:r>
-            <w:proofErr w:type="spellStart"/>
-            <w:r>
-              <w:rPr>
-                <w:rFonts w:ascii="Arial" w:hAnsi="Arial" w:cs="Arial"/>
-              </w:rPr>
               <w:t>00D2</w:t>
             </w:r>
-            <w:proofErr w:type="spellEnd"/>
           </w:p>
         </w:tc>
         <w:tc>
@@ -15867,15 +14831,8 @@
                 <w:rFonts w:ascii="Arial" w:hAnsi="Arial" w:cs="Arial"/>
               </w:rPr>
               <w:br/>
-            </w:r>
-            <w:proofErr w:type="spellStart"/>
-            <w:r>
-              <w:rPr>
-                <w:rFonts w:ascii="Arial" w:hAnsi="Arial" w:cs="Arial"/>
-              </w:rPr>
               <w:t>007B</w:t>
             </w:r>
-            <w:proofErr w:type="spellEnd"/>
           </w:p>
         </w:tc>
         <w:tc>
@@ -15946,15 +14903,8 @@
                 <w:rFonts w:ascii="Arial" w:hAnsi="Arial" w:cs="Arial"/>
               </w:rPr>
               <w:br/>
-            </w:r>
-            <w:proofErr w:type="spellStart"/>
-            <w:r>
-              <w:rPr>
-                <w:rFonts w:ascii="Arial" w:hAnsi="Arial" w:cs="Arial"/>
-              </w:rPr>
               <w:t>015B</w:t>
             </w:r>
-            <w:proofErr w:type="spellEnd"/>
           </w:p>
         </w:tc>
         <w:tc>
@@ -15989,15 +14939,8 @@
                 <w:rFonts w:ascii="Arial" w:hAnsi="Arial" w:cs="Arial"/>
               </w:rPr>
               <w:br/>
-            </w:r>
-            <w:proofErr w:type="spellStart"/>
-            <w:r>
-              <w:rPr>
-                <w:rFonts w:ascii="Arial" w:hAnsi="Arial" w:cs="Arial"/>
-              </w:rPr>
               <w:t>00CA</w:t>
             </w:r>
-            <w:proofErr w:type="spellEnd"/>
           </w:p>
         </w:tc>
         <w:tc>
@@ -16032,15 +14975,8 @@
                 <w:rFonts w:ascii="Arial" w:hAnsi="Arial" w:cs="Arial"/>
               </w:rPr>
               <w:br/>
-            </w:r>
-            <w:proofErr w:type="spellStart"/>
-            <w:r>
-              <w:rPr>
-                <w:rFonts w:ascii="Arial" w:hAnsi="Arial" w:cs="Arial"/>
-              </w:rPr>
               <w:t>00B0</w:t>
             </w:r>
-            <w:proofErr w:type="spellEnd"/>
           </w:p>
         </w:tc>
         <w:tc>
@@ -16075,15 +15011,8 @@
                 <w:rFonts w:ascii="Arial" w:hAnsi="Arial" w:cs="Arial"/>
               </w:rPr>
               <w:br/>
-            </w:r>
-            <w:proofErr w:type="spellStart"/>
-            <w:r>
-              <w:rPr>
-                <w:rFonts w:ascii="Arial" w:hAnsi="Arial" w:cs="Arial"/>
-              </w:rPr>
               <w:t>00EA</w:t>
             </w:r>
-            <w:proofErr w:type="spellEnd"/>
           </w:p>
         </w:tc>
         <w:bookmarkStart w:id="69" w:name="_MCCTEMPBM_CRPT01490070___7"/>
@@ -16283,15 +15212,8 @@
                 <w:rFonts w:ascii="Arial" w:hAnsi="Arial" w:cs="Arial"/>
               </w:rPr>
               <w:br/>
-            </w:r>
-            <w:proofErr w:type="spellStart"/>
-            <w:r>
-              <w:rPr>
-                <w:rFonts w:ascii="Arial" w:hAnsi="Arial" w:cs="Arial"/>
-              </w:rPr>
               <w:t>00C7</w:t>
             </w:r>
-            <w:proofErr w:type="spellEnd"/>
           </w:p>
         </w:tc>
         <w:tc>
@@ -16326,15 +15248,8 @@
                 <w:rFonts w:ascii="Arial" w:hAnsi="Arial" w:cs="Arial"/>
               </w:rPr>
               <w:br/>
-            </w:r>
-            <w:proofErr w:type="spellStart"/>
-            <w:r>
-              <w:rPr>
-                <w:rFonts w:ascii="Arial" w:hAnsi="Arial" w:cs="Arial"/>
-              </w:rPr>
               <w:t>017D</w:t>
             </w:r>
-            <w:proofErr w:type="spellEnd"/>
           </w:p>
         </w:tc>
         <w:tc>
@@ -16369,15 +15284,8 @@
                 <w:rFonts w:ascii="Arial" w:hAnsi="Arial" w:cs="Arial"/>
               </w:rPr>
               <w:br/>
-            </w:r>
-            <w:proofErr w:type="spellStart"/>
-            <w:r>
-              <w:rPr>
-                <w:rFonts w:ascii="Arial" w:hAnsi="Arial" w:cs="Arial"/>
-              </w:rPr>
               <w:t>007D</w:t>
             </w:r>
-            <w:proofErr w:type="spellEnd"/>
           </w:p>
         </w:tc>
         <w:tc>
@@ -16484,15 +15392,8 @@
                 <w:rFonts w:ascii="Arial" w:hAnsi="Arial" w:cs="Arial"/>
               </w:rPr>
               <w:br/>
-            </w:r>
-            <w:proofErr w:type="spellStart"/>
-            <w:r>
-              <w:rPr>
-                <w:rFonts w:ascii="Arial" w:hAnsi="Arial" w:cs="Arial"/>
-              </w:rPr>
               <w:t>00CE</w:t>
             </w:r>
-            <w:proofErr w:type="spellEnd"/>
           </w:p>
         </w:tc>
         <w:tc>
@@ -16527,15 +15428,8 @@
                 <w:rFonts w:ascii="Arial" w:hAnsi="Arial" w:cs="Arial"/>
               </w:rPr>
               <w:br/>
-            </w:r>
-            <w:proofErr w:type="spellStart"/>
-            <w:r>
-              <w:rPr>
-                <w:rFonts w:ascii="Arial" w:hAnsi="Arial" w:cs="Arial"/>
-              </w:rPr>
               <w:t>00D7</w:t>
             </w:r>
-            <w:proofErr w:type="spellEnd"/>
           </w:p>
         </w:tc>
         <w:tc>
@@ -16570,15 +15464,8 @@
                 <w:rFonts w:ascii="Arial" w:hAnsi="Arial" w:cs="Arial"/>
               </w:rPr>
               <w:br/>
-            </w:r>
-            <w:proofErr w:type="spellStart"/>
-            <w:r>
-              <w:rPr>
-                <w:rFonts w:ascii="Arial" w:hAnsi="Arial" w:cs="Arial"/>
-              </w:rPr>
               <w:t>00EE</w:t>
             </w:r>
-            <w:proofErr w:type="spellEnd"/>
           </w:p>
         </w:tc>
         <w:bookmarkStart w:id="71" w:name="_MCCTEMPBM_CRPT01490072___7"/>
@@ -16781,15 +15668,8 @@
                 <w:rFonts w:ascii="Arial" w:hAnsi="Arial" w:cs="Arial"/>
               </w:rPr>
               <w:br/>
-            </w:r>
-            <w:proofErr w:type="spellStart"/>
-            <w:r>
-              <w:rPr>
-                <w:rFonts w:ascii="Arial" w:hAnsi="Arial" w:cs="Arial"/>
-              </w:rPr>
               <w:t>000C</w:t>
             </w:r>
-            <w:proofErr w:type="spellEnd"/>
           </w:p>
         </w:tc>
         <w:tc>
@@ -16824,15 +15704,8 @@
                 <w:rFonts w:ascii="Arial" w:hAnsi="Arial" w:cs="Arial"/>
               </w:rPr>
               <w:br/>
-            </w:r>
-            <w:proofErr w:type="spellStart"/>
-            <w:r>
-              <w:rPr>
-                <w:rFonts w:ascii="Arial" w:hAnsi="Arial" w:cs="Arial"/>
-              </w:rPr>
               <w:t>017E</w:t>
             </w:r>
-            <w:proofErr w:type="spellEnd"/>
           </w:p>
         </w:tc>
         <w:tc>
@@ -16868,15 +15741,8 @@
                 <w:rFonts w:ascii="Arial" w:hAnsi="Arial" w:cs="Arial"/>
               </w:rPr>
               <w:br/>
-            </w:r>
-            <w:proofErr w:type="spellStart"/>
-            <w:r>
-              <w:rPr>
-                <w:rFonts w:ascii="Arial" w:hAnsi="Arial" w:cs="Arial"/>
-              </w:rPr>
               <w:t>030B</w:t>
             </w:r>
-            <w:proofErr w:type="spellEnd"/>
           </w:p>
         </w:tc>
         <w:tc>
@@ -16947,15 +15813,8 @@
                 <w:rFonts w:ascii="Arial" w:hAnsi="Arial" w:cs="Arial"/>
               </w:rPr>
               <w:br/>
-            </w:r>
-            <w:proofErr w:type="spellStart"/>
-            <w:r>
-              <w:rPr>
-                <w:rFonts w:ascii="Arial" w:hAnsi="Arial" w:cs="Arial"/>
-              </w:rPr>
               <w:t>017A</w:t>
             </w:r>
-            <w:proofErr w:type="spellEnd"/>
           </w:p>
         </w:tc>
         <w:tc>
@@ -16990,15 +15849,8 @@
                 <w:rFonts w:ascii="Arial" w:hAnsi="Arial" w:cs="Arial"/>
               </w:rPr>
               <w:br/>
-            </w:r>
-            <w:proofErr w:type="spellStart"/>
-            <w:r>
-              <w:rPr>
-                <w:rFonts w:ascii="Arial" w:hAnsi="Arial" w:cs="Arial"/>
-              </w:rPr>
               <w:t>00DB</w:t>
             </w:r>
-            <w:proofErr w:type="spellEnd"/>
           </w:p>
         </w:tc>
         <w:tc>
@@ -17033,15 +15885,8 @@
                 <w:rFonts w:ascii="Arial" w:hAnsi="Arial" w:cs="Arial"/>
               </w:rPr>
               <w:br/>
-            </w:r>
-            <w:proofErr w:type="spellStart"/>
-            <w:r>
-              <w:rPr>
-                <w:rFonts w:ascii="Arial" w:hAnsi="Arial" w:cs="Arial"/>
-              </w:rPr>
               <w:t>00F7</w:t>
             </w:r>
-            <w:proofErr w:type="spellEnd"/>
           </w:p>
         </w:tc>
         <w:tc>
@@ -17076,15 +15921,8 @@
                 <w:rFonts w:ascii="Arial" w:hAnsi="Arial" w:cs="Arial"/>
               </w:rPr>
               <w:br/>
-            </w:r>
-            <w:proofErr w:type="spellStart"/>
-            <w:r>
-              <w:rPr>
-                <w:rFonts w:ascii="Arial" w:hAnsi="Arial" w:cs="Arial"/>
-              </w:rPr>
               <w:t>00FB</w:t>
             </w:r>
-            <w:proofErr w:type="spellEnd"/>
           </w:p>
         </w:tc>
         <w:bookmarkStart w:id="73" w:name="_MCCTEMPBM_CRPT01490074___7"/>
@@ -17289,15 +16127,8 @@
                 <w:rFonts w:ascii="Arial" w:hAnsi="Arial" w:cs="Arial"/>
               </w:rPr>
               <w:br/>
-            </w:r>
-            <w:proofErr w:type="spellStart"/>
-            <w:r>
-              <w:rPr>
-                <w:rFonts w:ascii="Arial" w:hAnsi="Arial" w:cs="Arial"/>
-              </w:rPr>
               <w:t>00D4</w:t>
             </w:r>
-            <w:proofErr w:type="spellEnd"/>
           </w:p>
         </w:tc>
         <w:tc>
@@ -17322,7 +16153,6 @@
                 <w:sz w:val="24"/>
               </w:rPr>
             </w:pPr>
-            <w:proofErr w:type="spellStart"/>
             <w:r>
               <w:rPr>
                 <w:rFonts w:ascii="Arial" w:hAnsi="Arial" w:cs="Arial"/>
@@ -17331,7 +16161,6 @@
               </w:rPr>
               <w:t>SS3</w:t>
             </w:r>
-            <w:proofErr w:type="spellEnd"/>
             <w:r>
               <w:rPr>
                 <w:rFonts w:ascii="Arial" w:hAnsi="Arial" w:cs="Arial"/>
@@ -17373,15 +16202,8 @@
                 <w:rFonts w:ascii="Arial" w:hAnsi="Arial" w:cs="Arial"/>
               </w:rPr>
               <w:br/>
-            </w:r>
-            <w:proofErr w:type="spellStart"/>
-            <w:r>
-              <w:rPr>
-                <w:rFonts w:ascii="Arial" w:hAnsi="Arial" w:cs="Arial"/>
-              </w:rPr>
               <w:t>00DD</w:t>
             </w:r>
-            <w:proofErr w:type="spellEnd"/>
           </w:p>
         </w:tc>
         <w:tc>
@@ -17452,15 +16274,8 @@
                 <w:rFonts w:ascii="Arial" w:hAnsi="Arial" w:cs="Arial"/>
               </w:rPr>
               <w:br/>
-            </w:r>
-            <w:proofErr w:type="spellStart"/>
-            <w:r>
-              <w:rPr>
-                <w:rFonts w:ascii="Arial" w:hAnsi="Arial" w:cs="Arial"/>
-              </w:rPr>
               <w:t>016E</w:t>
             </w:r>
-            <w:proofErr w:type="spellEnd"/>
           </w:p>
         </w:tc>
         <w:tc>
@@ -17495,15 +16310,8 @@
                 <w:rFonts w:ascii="Arial" w:hAnsi="Arial" w:cs="Arial"/>
               </w:rPr>
               <w:br/>
-            </w:r>
-            <w:proofErr w:type="spellStart"/>
-            <w:r>
-              <w:rPr>
-                <w:rFonts w:ascii="Arial" w:hAnsi="Arial" w:cs="Arial"/>
-              </w:rPr>
               <w:t>00CB</w:t>
             </w:r>
-            <w:proofErr w:type="spellEnd"/>
           </w:p>
         </w:tc>
         <w:tc>
@@ -17538,15 +16346,8 @@
                 <w:rFonts w:ascii="Arial" w:hAnsi="Arial" w:cs="Arial"/>
               </w:rPr>
               <w:br/>
-            </w:r>
-            <w:proofErr w:type="spellStart"/>
-            <w:r>
-              <w:rPr>
-                <w:rFonts w:ascii="Arial" w:hAnsi="Arial" w:cs="Arial"/>
-              </w:rPr>
               <w:t>00B1</w:t>
             </w:r>
-            <w:proofErr w:type="spellEnd"/>
           </w:p>
         </w:tc>
         <w:tc>
@@ -17581,15 +16382,8 @@
                 <w:rFonts w:ascii="Arial" w:hAnsi="Arial" w:cs="Arial"/>
               </w:rPr>
               <w:br/>
-            </w:r>
-            <w:proofErr w:type="spellStart"/>
-            <w:r>
-              <w:rPr>
-                <w:rFonts w:ascii="Arial" w:hAnsi="Arial" w:cs="Arial"/>
-              </w:rPr>
               <w:t>00EB</w:t>
             </w:r>
-            <w:proofErr w:type="spellEnd"/>
           </w:p>
         </w:tc>
         <w:bookmarkStart w:id="75" w:name="_MCCTEMPBM_CRPT01490076___7"/>
@@ -17789,15 +16583,8 @@
                 <w:rFonts w:ascii="Arial" w:hAnsi="Arial" w:cs="Arial"/>
               </w:rPr>
               <w:br/>
-            </w:r>
-            <w:proofErr w:type="spellStart"/>
-            <w:r>
-              <w:rPr>
-                <w:rFonts w:ascii="Arial" w:hAnsi="Arial" w:cs="Arial"/>
-              </w:rPr>
               <w:t>00F4</w:t>
             </w:r>
-            <w:proofErr w:type="spellEnd"/>
           </w:p>
         </w:tc>
         <w:tc>
@@ -17868,15 +16655,8 @@
                 <w:rFonts w:ascii="Arial" w:hAnsi="Arial" w:cs="Arial"/>
               </w:rPr>
               <w:br/>
-            </w:r>
-            <w:proofErr w:type="spellStart"/>
-            <w:r>
-              <w:rPr>
-                <w:rFonts w:ascii="Arial" w:hAnsi="Arial" w:cs="Arial"/>
-              </w:rPr>
               <w:t>00FD</w:t>
             </w:r>
-            <w:proofErr w:type="spellEnd"/>
           </w:p>
         </w:tc>
         <w:tc>
@@ -17911,15 +16691,8 @@
                 <w:rFonts w:ascii="Arial" w:hAnsi="Arial" w:cs="Arial"/>
               </w:rPr>
               <w:br/>
-            </w:r>
-            <w:proofErr w:type="spellStart"/>
-            <w:r>
-              <w:rPr>
-                <w:rFonts w:ascii="Arial" w:hAnsi="Arial" w:cs="Arial"/>
-              </w:rPr>
               <w:t>005B</w:t>
             </w:r>
-            <w:proofErr w:type="spellEnd"/>
           </w:p>
         </w:tc>
         <w:tc>
@@ -17954,15 +16727,8 @@
                 <w:rFonts w:ascii="Arial" w:hAnsi="Arial" w:cs="Arial"/>
               </w:rPr>
               <w:br/>
-            </w:r>
-            <w:proofErr w:type="spellStart"/>
-            <w:r>
-              <w:rPr>
-                <w:rFonts w:ascii="Arial" w:hAnsi="Arial" w:cs="Arial"/>
-              </w:rPr>
               <w:t>016F</w:t>
             </w:r>
-            <w:proofErr w:type="spellEnd"/>
           </w:p>
         </w:tc>
         <w:tc>
@@ -17997,15 +16763,8 @@
                 <w:rFonts w:ascii="Arial" w:hAnsi="Arial" w:cs="Arial"/>
               </w:rPr>
               <w:br/>
-            </w:r>
-            <w:proofErr w:type="spellStart"/>
-            <w:r>
-              <w:rPr>
-                <w:rFonts w:ascii="Arial" w:hAnsi="Arial" w:cs="Arial"/>
-              </w:rPr>
               <w:t>00CF</w:t>
             </w:r>
-            <w:proofErr w:type="spellEnd"/>
           </w:p>
         </w:tc>
         <w:tc>
@@ -18076,15 +16835,8 @@
                 <w:rFonts w:ascii="Arial" w:hAnsi="Arial" w:cs="Arial"/>
               </w:rPr>
               <w:br/>
-            </w:r>
-            <w:proofErr w:type="spellStart"/>
-            <w:r>
-              <w:rPr>
-                <w:rFonts w:ascii="Arial" w:hAnsi="Arial" w:cs="Arial"/>
-              </w:rPr>
               <w:t>00EF</w:t>
             </w:r>
-            <w:proofErr w:type="spellEnd"/>
           </w:p>
         </w:tc>
         <w:bookmarkStart w:id="77" w:name="_MCCTEMPBM_CRPT01490078___7"/>
@@ -18287,15 +17039,8 @@
                 <w:rFonts w:ascii="Arial" w:hAnsi="Arial" w:cs="Arial"/>
               </w:rPr>
               <w:br/>
-            </w:r>
-            <w:proofErr w:type="spellStart"/>
-            <w:r>
-              <w:rPr>
-                <w:rFonts w:ascii="Arial" w:hAnsi="Arial" w:cs="Arial"/>
-              </w:rPr>
               <w:t>009B</w:t>
             </w:r>
-            <w:proofErr w:type="spellEnd"/>
           </w:p>
         </w:tc>
         <w:tc>
@@ -18366,15 +17111,8 @@
                 <w:rFonts w:ascii="Arial" w:hAnsi="Arial" w:cs="Arial"/>
               </w:rPr>
               <w:br/>
-            </w:r>
-            <w:proofErr w:type="spellStart"/>
-            <w:r>
-              <w:rPr>
-                <w:rFonts w:ascii="Arial" w:hAnsi="Arial" w:cs="Arial"/>
-              </w:rPr>
               <w:t>2A7D</w:t>
             </w:r>
-            <w:proofErr w:type="spellEnd"/>
           </w:p>
         </w:tc>
         <w:tc>
@@ -18445,15 +17183,8 @@
                 <w:rFonts w:ascii="Arial" w:hAnsi="Arial" w:cs="Arial"/>
               </w:rPr>
               <w:br/>
-            </w:r>
-            <w:proofErr w:type="spellStart"/>
-            <w:r>
-              <w:rPr>
-                <w:rFonts w:ascii="Arial" w:hAnsi="Arial" w:cs="Arial"/>
-              </w:rPr>
               <w:t>00C0</w:t>
             </w:r>
-            <w:proofErr w:type="spellEnd"/>
           </w:p>
         </w:tc>
         <w:tc>
@@ -18488,15 +17219,8 @@
                 <w:rFonts w:ascii="Arial" w:hAnsi="Arial" w:cs="Arial"/>
               </w:rPr>
               <w:br/>
-            </w:r>
-            <w:proofErr w:type="spellStart"/>
-            <w:r>
-              <w:rPr>
-                <w:rFonts w:ascii="Arial" w:hAnsi="Arial" w:cs="Arial"/>
-              </w:rPr>
               <w:t>00C3</w:t>
             </w:r>
-            <w:proofErr w:type="spellEnd"/>
           </w:p>
         </w:tc>
         <w:tc>
@@ -18531,15 +17255,8 @@
                 <w:rFonts w:ascii="Arial" w:hAnsi="Arial" w:cs="Arial"/>
               </w:rPr>
               <w:br/>
-            </w:r>
-            <w:proofErr w:type="spellStart"/>
-            <w:r>
-              <w:rPr>
-                <w:rFonts w:ascii="Arial" w:hAnsi="Arial" w:cs="Arial"/>
-              </w:rPr>
               <w:t>00AB</w:t>
             </w:r>
-            <w:proofErr w:type="spellEnd"/>
           </w:p>
         </w:tc>
         <w:tc>
@@ -18574,15 +17291,8 @@
                 <w:rFonts w:ascii="Arial" w:hAnsi="Arial" w:cs="Arial"/>
               </w:rPr>
               <w:br/>
-            </w:r>
-            <w:proofErr w:type="spellStart"/>
-            <w:r>
-              <w:rPr>
-                <w:rFonts w:ascii="Arial" w:hAnsi="Arial" w:cs="Arial"/>
-              </w:rPr>
               <w:t>00E3</w:t>
             </w:r>
-            <w:proofErr w:type="spellEnd"/>
           </w:p>
         </w:tc>
         <w:bookmarkStart w:id="79" w:name="_MCCTEMPBM_CRPT01490080___7"/>
@@ -18782,15 +17492,8 @@
                 <w:rFonts w:ascii="Arial" w:hAnsi="Arial" w:cs="Arial"/>
               </w:rPr>
               <w:br/>
-            </w:r>
-            <w:proofErr w:type="spellStart"/>
-            <w:r>
-              <w:rPr>
-                <w:rFonts w:ascii="Arial" w:hAnsi="Arial" w:cs="Arial"/>
-              </w:rPr>
               <w:t>00C1</w:t>
             </w:r>
-            <w:proofErr w:type="spellEnd"/>
           </w:p>
         </w:tc>
         <w:tc>
@@ -18825,15 +17528,8 @@
                 <w:rFonts w:ascii="Arial" w:hAnsi="Arial" w:cs="Arial"/>
               </w:rPr>
               <w:br/>
-            </w:r>
-            <w:proofErr w:type="spellStart"/>
-            <w:r>
-              <w:rPr>
-                <w:rFonts w:ascii="Arial" w:hAnsi="Arial" w:cs="Arial"/>
-              </w:rPr>
               <w:t>1E9E</w:t>
             </w:r>
-            <w:proofErr w:type="spellEnd"/>
           </w:p>
         </w:tc>
         <w:tc>
@@ -18868,15 +17564,8 @@
                 <w:rFonts w:ascii="Arial" w:hAnsi="Arial" w:cs="Arial"/>
               </w:rPr>
               <w:br/>
-            </w:r>
-            <w:proofErr w:type="spellStart"/>
-            <w:r>
-              <w:rPr>
-                <w:rFonts w:ascii="Arial" w:hAnsi="Arial" w:cs="Arial"/>
-              </w:rPr>
               <w:t>2A7E</w:t>
             </w:r>
-            <w:proofErr w:type="spellEnd"/>
           </w:p>
         </w:tc>
         <w:tc>
@@ -18911,15 +17600,8 @@
                 <w:rFonts w:ascii="Arial" w:hAnsi="Arial" w:cs="Arial"/>
               </w:rPr>
               <w:br/>
-            </w:r>
-            <w:proofErr w:type="spellStart"/>
-            <w:r>
-              <w:rPr>
-                <w:rFonts w:ascii="Arial" w:hAnsi="Arial" w:cs="Arial"/>
-              </w:rPr>
               <w:t>005D</w:t>
             </w:r>
-            <w:proofErr w:type="spellEnd"/>
           </w:p>
         </w:tc>
         <w:tc>
@@ -18990,15 +17672,8 @@
                 <w:rFonts w:ascii="Arial" w:hAnsi="Arial" w:cs="Arial"/>
               </w:rPr>
               <w:br/>
-            </w:r>
-            <w:proofErr w:type="spellStart"/>
-            <w:r>
-              <w:rPr>
-                <w:rFonts w:ascii="Arial" w:hAnsi="Arial" w:cs="Arial"/>
-              </w:rPr>
               <w:t>00D5</w:t>
             </w:r>
-            <w:proofErr w:type="spellEnd"/>
           </w:p>
         </w:tc>
         <w:tc>
@@ -19033,15 +17708,8 @@
                 <w:rFonts w:ascii="Arial" w:hAnsi="Arial" w:cs="Arial"/>
               </w:rPr>
               <w:br/>
-            </w:r>
-            <w:proofErr w:type="spellStart"/>
-            <w:r>
-              <w:rPr>
-                <w:rFonts w:ascii="Arial" w:hAnsi="Arial" w:cs="Arial"/>
-              </w:rPr>
               <w:t>00BB</w:t>
             </w:r>
-            <w:proofErr w:type="spellEnd"/>
           </w:p>
         </w:tc>
         <w:tc>
@@ -19076,15 +17744,8 @@
                 <w:rFonts w:ascii="Arial" w:hAnsi="Arial" w:cs="Arial"/>
               </w:rPr>
               <w:br/>
-            </w:r>
-            <w:proofErr w:type="spellStart"/>
-            <w:r>
-              <w:rPr>
-                <w:rFonts w:ascii="Arial" w:hAnsi="Arial" w:cs="Arial"/>
-              </w:rPr>
               <w:t>00F5</w:t>
             </w:r>
-            <w:proofErr w:type="spellEnd"/>
           </w:p>
         </w:tc>
         <w:bookmarkStart w:id="81" w:name="_MCCTEMPBM_CRPT01490082___7"/>
@@ -19284,15 +17945,8 @@
                 <w:rFonts w:ascii="Arial" w:hAnsi="Arial" w:cs="Arial"/>
               </w:rPr>
               <w:br/>
-            </w:r>
-            <w:proofErr w:type="spellStart"/>
-            <w:r>
-              <w:rPr>
-                <w:rFonts w:ascii="Arial" w:hAnsi="Arial" w:cs="Arial"/>
-              </w:rPr>
               <w:t>00E1</w:t>
             </w:r>
-            <w:proofErr w:type="spellEnd"/>
           </w:p>
         </w:tc>
         <w:tc>
@@ -19327,15 +17981,8 @@
                 <w:rFonts w:ascii="Arial" w:hAnsi="Arial" w:cs="Arial"/>
               </w:rPr>
               <w:br/>
-            </w:r>
-            <w:proofErr w:type="spellStart"/>
-            <w:r>
-              <w:rPr>
-                <w:rFonts w:ascii="Arial" w:hAnsi="Arial" w:cs="Arial"/>
-              </w:rPr>
               <w:t>01A0</w:t>
             </w:r>
-            <w:proofErr w:type="spellEnd"/>
           </w:p>
         </w:tc>
         <w:tc>
@@ -19370,15 +18017,8 @@
                 <w:rFonts w:ascii="Arial" w:hAnsi="Arial" w:cs="Arial"/>
               </w:rPr>
               <w:br/>
-            </w:r>
-            <w:proofErr w:type="spellStart"/>
-            <w:r>
-              <w:rPr>
-                <w:rFonts w:ascii="Arial" w:hAnsi="Arial" w:cs="Arial"/>
-              </w:rPr>
               <w:t>005C</w:t>
             </w:r>
-            <w:proofErr w:type="spellEnd"/>
           </w:p>
         </w:tc>
         <w:tc>
@@ -19413,15 +18053,8 @@
                 <w:rFonts w:ascii="Arial" w:hAnsi="Arial" w:cs="Arial"/>
               </w:rPr>
               <w:br/>
-            </w:r>
-            <w:proofErr w:type="spellStart"/>
-            <w:r>
-              <w:rPr>
-                <w:rFonts w:ascii="Arial" w:hAnsi="Arial" w:cs="Arial"/>
-              </w:rPr>
               <w:t>00B7</w:t>
             </w:r>
-            <w:proofErr w:type="spellEnd"/>
           </w:p>
         </w:tc>
         <w:tc>
@@ -19492,15 +18125,8 @@
                 <w:rFonts w:ascii="Arial" w:hAnsi="Arial" w:cs="Arial"/>
               </w:rPr>
               <w:br/>
-            </w:r>
-            <w:proofErr w:type="spellStart"/>
-            <w:r>
-              <w:rPr>
-                <w:rFonts w:ascii="Arial" w:hAnsi="Arial" w:cs="Arial"/>
-              </w:rPr>
               <w:t>00D3</w:t>
             </w:r>
-            <w:proofErr w:type="spellEnd"/>
           </w:p>
         </w:tc>
         <w:tc>
@@ -19571,15 +18197,8 @@
                 <w:rFonts w:ascii="Arial" w:hAnsi="Arial" w:cs="Arial"/>
               </w:rPr>
               <w:br/>
-            </w:r>
-            <w:proofErr w:type="spellStart"/>
-            <w:r>
-              <w:rPr>
-                <w:rFonts w:ascii="Arial" w:hAnsi="Arial" w:cs="Arial"/>
-              </w:rPr>
               <w:t>00F3</w:t>
             </w:r>
-            <w:proofErr w:type="spellEnd"/>
           </w:p>
         </w:tc>
         <w:bookmarkStart w:id="83" w:name="_MCCTEMPBM_CRPT01490084___7"/>
@@ -19702,42 +18321,21 @@
             <w:pPr>
               <w:pStyle w:val="TAN"/>
             </w:pPr>
-            <w:proofErr w:type="spellStart"/>
-            <w:r>
-              <w:t>SS3</w:t>
-            </w:r>
-            <w:proofErr w:type="spellEnd"/>
-            <w:r>
-              <w:t>:</w:t>
+            <w:r>
+              <w:t>SS3:</w:t>
             </w:r>
             <w:r>
               <w:tab/>
               <w:t xml:space="preserve">SINGLE SHIFT THREE; This code is reserved for the extension to another </w:t>
             </w:r>
             <w:r>
-              <w:t>(</w:t>
-            </w:r>
-            <w:proofErr w:type="spellStart"/>
-            <w:r>
-              <w:t>SS3</w:t>
-            </w:r>
-            <w:proofErr w:type="spellEnd"/>
-            <w:r>
-              <w:t xml:space="preserve">) </w:t>
+              <w:t xml:space="preserve">(SS3) </w:t>
             </w:r>
             <w:r>
               <w:t>extension table</w:t>
             </w:r>
             <w:r>
-              <w:t xml:space="preserve"> (subclause </w:t>
-            </w:r>
-            <w:proofErr w:type="spellStart"/>
-            <w:r>
-              <w:t>A.4.10.3</w:t>
-            </w:r>
-            <w:proofErr w:type="spellEnd"/>
-            <w:r>
-              <w:t xml:space="preserve">), </w:t>
+              <w:t xml:space="preserve"> (subclause A.4.10.3), </w:t>
             </w:r>
             <w:r>
               <w:t xml:space="preserve">automatically set </w:t>
@@ -19750,23 +18348,7 @@
             </w:r>
             <w:r>
               <w:br/>
-              <w:t xml:space="preserve">When splitting a message text into </w:t>
-            </w:r>
-            <w:proofErr w:type="spellStart"/>
-            <w:r>
-              <w:t>submessages</w:t>
-            </w:r>
-            <w:proofErr w:type="spellEnd"/>
-            <w:r>
-              <w:t xml:space="preserve">, there must be no cut right after an </w:t>
-            </w:r>
-            <w:proofErr w:type="spellStart"/>
-            <w:r>
-              <w:t>SS3</w:t>
-            </w:r>
-            <w:proofErr w:type="spellEnd"/>
-            <w:r>
-              <w:t>.</w:t>
+              <w:t>When splitting a message text into submessages, there must be no cut right after an SS3.</w:t>
             </w:r>
           </w:p>
         </w:tc>
@@ -19799,7 +18381,6 @@
       <w:pPr>
         <w:pStyle w:val="Rubrik4"/>
       </w:pPr>
-      <w:proofErr w:type="spellStart"/>
       <w:r>
         <w:lastRenderedPageBreak/>
         <w:t>A.4.10.</w:t>
@@ -19807,29 +18388,11 @@
       <w:r>
         <w:t>3</w:t>
       </w:r>
-      <w:proofErr w:type="spellEnd"/>
       <w:r>
         <w:tab/>
-        <w:t>SMS/CBS 7-bit European (Latin script) alphabet (</w:t>
-      </w:r>
-      <w:proofErr w:type="spellStart"/>
-      <w:r>
-        <w:t>0x10</w:t>
-      </w:r>
-      <w:proofErr w:type="spellEnd"/>
-      <w:r>
-        <w:t>) extension (</w:t>
-      </w:r>
-      <w:proofErr w:type="spellStart"/>
-      <w:r>
-        <w:t>SS3</w:t>
-      </w:r>
-      <w:proofErr w:type="spellEnd"/>
-      <w:r>
-        <w:t>) table</w:t>
+        <w:t>SMS/CBS 7-bit European (Latin script) alphabet (0x10) extension (SS3) table</w:t>
       </w:r>
     </w:p>
-    <w:p/>
     <w:tbl>
       <w:tblPr>
         <w:tblW w:w="0" w:type="auto"/>
@@ -19837,19 +18400,19 @@
         <w:tblLook w:val="0000" w:firstRow="0" w:lastRow="0" w:firstColumn="0" w:lastColumn="0" w:noHBand="0" w:noVBand="0"/>
       </w:tblPr>
       <w:tblGrid>
-        <w:gridCol w:w="553"/>
-        <w:gridCol w:w="553"/>
-        <w:gridCol w:w="554"/>
-        <w:gridCol w:w="554"/>
-        <w:gridCol w:w="554"/>
-        <w:gridCol w:w="396"/>
-        <w:gridCol w:w="396"/>
-        <w:gridCol w:w="396"/>
-        <w:gridCol w:w="988"/>
-        <w:gridCol w:w="750"/>
-        <w:gridCol w:w="1298"/>
-        <w:gridCol w:w="774"/>
-        <w:gridCol w:w="1298"/>
+        <w:gridCol w:w="550"/>
+        <w:gridCol w:w="550"/>
+        <w:gridCol w:w="550"/>
+        <w:gridCol w:w="551"/>
+        <w:gridCol w:w="551"/>
+        <w:gridCol w:w="394"/>
+        <w:gridCol w:w="394"/>
+        <w:gridCol w:w="394"/>
+        <w:gridCol w:w="1032"/>
+        <w:gridCol w:w="746"/>
+        <w:gridCol w:w="1291"/>
+        <w:gridCol w:w="770"/>
+        <w:gridCol w:w="1291"/>
       </w:tblGrid>
       <w:tr>
         <w:trPr>
@@ -19940,7 +18503,6 @@
                 <w:sz w:val="24"/>
               </w:rPr>
             </w:pPr>
-            <w:proofErr w:type="spellStart"/>
             <w:r>
               <w:rPr>
                 <w:rFonts w:ascii="Courier" w:hAnsi="Courier"/>
@@ -19952,7 +18514,6 @@
               </w:rPr>
               <w:t>b7</w:t>
             </w:r>
-            <w:proofErr w:type="spellEnd"/>
           </w:p>
         </w:tc>
         <w:tc>
@@ -20293,7 +18854,6 @@
                 <w:sz w:val="24"/>
               </w:rPr>
             </w:pPr>
-            <w:proofErr w:type="spellStart"/>
             <w:r>
               <w:rPr>
                 <w:rFonts w:ascii="Courier" w:hAnsi="Courier"/>
@@ -20305,7 +18865,6 @@
               </w:rPr>
               <w:t>b6</w:t>
             </w:r>
-            <w:proofErr w:type="spellEnd"/>
           </w:p>
         </w:tc>
         <w:tc>
@@ -20646,7 +19205,6 @@
                 <w:sz w:val="24"/>
               </w:rPr>
             </w:pPr>
-            <w:proofErr w:type="spellStart"/>
             <w:r>
               <w:rPr>
                 <w:rFonts w:ascii="Courier" w:hAnsi="Courier"/>
@@ -20658,7 +19216,6 @@
               </w:rPr>
               <w:t>b5</w:t>
             </w:r>
-            <w:proofErr w:type="spellEnd"/>
           </w:p>
         </w:tc>
         <w:tc>
@@ -20927,7 +19484,6 @@
                 <w:sz w:val="24"/>
               </w:rPr>
             </w:pPr>
-            <w:proofErr w:type="spellStart"/>
             <w:r>
               <w:rPr>
                 <w:rFonts w:ascii="Courier" w:hAnsi="Courier"/>
@@ -20939,30 +19495,28 @@
               </w:rPr>
               <w:t>b4</w:t>
             </w:r>
-            <w:proofErr w:type="spellEnd"/>
-          </w:p>
-        </w:tc>
-        <w:tc>
-          <w:tcPr>
-            <w:tcW w:w="0" w:type="auto"/>
-            <w:tcBorders>
-              <w:top w:val="single" w:sz="6" w:space="0" w:color="auto"/>
-              <w:left w:val="single" w:sz="6" w:space="0" w:color="auto"/>
-              <w:bottom w:val="single" w:sz="6" w:space="0" w:color="auto"/>
-              <w:right w:val="single" w:sz="6" w:space="0" w:color="auto"/>
-            </w:tcBorders>
-          </w:tcPr>
-          <w:p>
-            <w:pPr>
-              <w:keepNext/>
-              <w:spacing w:before="120" w:line="240" w:lineRule="exact"/>
-              <w:jc w:val="center"/>
-              <w:rPr>
-                <w:rFonts w:ascii="Courier" w:hAnsi="Courier"/>
-                <w:sz w:val="24"/>
-              </w:rPr>
-            </w:pPr>
-            <w:proofErr w:type="spellStart"/>
+          </w:p>
+        </w:tc>
+        <w:tc>
+          <w:tcPr>
+            <w:tcW w:w="0" w:type="auto"/>
+            <w:tcBorders>
+              <w:top w:val="single" w:sz="6" w:space="0" w:color="auto"/>
+              <w:left w:val="single" w:sz="6" w:space="0" w:color="auto"/>
+              <w:bottom w:val="single" w:sz="6" w:space="0" w:color="auto"/>
+              <w:right w:val="single" w:sz="6" w:space="0" w:color="auto"/>
+            </w:tcBorders>
+          </w:tcPr>
+          <w:p>
+            <w:pPr>
+              <w:keepNext/>
+              <w:spacing w:before="120" w:line="240" w:lineRule="exact"/>
+              <w:jc w:val="center"/>
+              <w:rPr>
+                <w:rFonts w:ascii="Courier" w:hAnsi="Courier"/>
+                <w:sz w:val="24"/>
+              </w:rPr>
+            </w:pPr>
             <w:r>
               <w:rPr>
                 <w:rFonts w:ascii="Courier" w:hAnsi="Courier"/>
@@ -20974,30 +19528,28 @@
               </w:rPr>
               <w:t>b3</w:t>
             </w:r>
-            <w:proofErr w:type="spellEnd"/>
-          </w:p>
-        </w:tc>
-        <w:tc>
-          <w:tcPr>
-            <w:tcW w:w="0" w:type="auto"/>
-            <w:tcBorders>
-              <w:top w:val="single" w:sz="6" w:space="0" w:color="auto"/>
-              <w:left w:val="single" w:sz="6" w:space="0" w:color="auto"/>
-              <w:bottom w:val="single" w:sz="6" w:space="0" w:color="auto"/>
-              <w:right w:val="single" w:sz="6" w:space="0" w:color="auto"/>
-            </w:tcBorders>
-          </w:tcPr>
-          <w:p>
-            <w:pPr>
-              <w:keepNext/>
-              <w:spacing w:before="120" w:line="240" w:lineRule="exact"/>
-              <w:jc w:val="center"/>
-              <w:rPr>
-                <w:rFonts w:ascii="Courier" w:hAnsi="Courier"/>
-                <w:sz w:val="24"/>
-              </w:rPr>
-            </w:pPr>
-            <w:proofErr w:type="spellStart"/>
+          </w:p>
+        </w:tc>
+        <w:tc>
+          <w:tcPr>
+            <w:tcW w:w="0" w:type="auto"/>
+            <w:tcBorders>
+              <w:top w:val="single" w:sz="6" w:space="0" w:color="auto"/>
+              <w:left w:val="single" w:sz="6" w:space="0" w:color="auto"/>
+              <w:bottom w:val="single" w:sz="6" w:space="0" w:color="auto"/>
+              <w:right w:val="single" w:sz="6" w:space="0" w:color="auto"/>
+            </w:tcBorders>
+          </w:tcPr>
+          <w:p>
+            <w:pPr>
+              <w:keepNext/>
+              <w:spacing w:before="120" w:line="240" w:lineRule="exact"/>
+              <w:jc w:val="center"/>
+              <w:rPr>
+                <w:rFonts w:ascii="Courier" w:hAnsi="Courier"/>
+                <w:sz w:val="24"/>
+              </w:rPr>
+            </w:pPr>
             <w:r>
               <w:rPr>
                 <w:rFonts w:ascii="Courier" w:hAnsi="Courier"/>
@@ -21009,30 +19561,28 @@
               </w:rPr>
               <w:t>b2</w:t>
             </w:r>
-            <w:proofErr w:type="spellEnd"/>
-          </w:p>
-        </w:tc>
-        <w:tc>
-          <w:tcPr>
-            <w:tcW w:w="0" w:type="auto"/>
-            <w:tcBorders>
-              <w:top w:val="single" w:sz="6" w:space="0" w:color="auto"/>
-              <w:left w:val="single" w:sz="6" w:space="0" w:color="auto"/>
-              <w:bottom w:val="single" w:sz="6" w:space="0" w:color="auto"/>
-              <w:right w:val="single" w:sz="6" w:space="0" w:color="auto"/>
-            </w:tcBorders>
-          </w:tcPr>
-          <w:p>
-            <w:pPr>
-              <w:keepNext/>
-              <w:spacing w:before="120" w:line="240" w:lineRule="exact"/>
-              <w:jc w:val="center"/>
-              <w:rPr>
-                <w:rFonts w:ascii="Courier" w:hAnsi="Courier"/>
-                <w:sz w:val="24"/>
-              </w:rPr>
-            </w:pPr>
-            <w:proofErr w:type="spellStart"/>
+          </w:p>
+        </w:tc>
+        <w:tc>
+          <w:tcPr>
+            <w:tcW w:w="0" w:type="auto"/>
+            <w:tcBorders>
+              <w:top w:val="single" w:sz="6" w:space="0" w:color="auto"/>
+              <w:left w:val="single" w:sz="6" w:space="0" w:color="auto"/>
+              <w:bottom w:val="single" w:sz="6" w:space="0" w:color="auto"/>
+              <w:right w:val="single" w:sz="6" w:space="0" w:color="auto"/>
+            </w:tcBorders>
+          </w:tcPr>
+          <w:p>
+            <w:pPr>
+              <w:keepNext/>
+              <w:spacing w:before="120" w:line="240" w:lineRule="exact"/>
+              <w:jc w:val="center"/>
+              <w:rPr>
+                <w:rFonts w:ascii="Courier" w:hAnsi="Courier"/>
+                <w:sz w:val="24"/>
+              </w:rPr>
+            </w:pPr>
             <w:r>
               <w:rPr>
                 <w:rFonts w:ascii="Courier" w:hAnsi="Courier"/>
@@ -21044,7 +19594,6 @@
               </w:rPr>
               <w:t>b1</w:t>
             </w:r>
-            <w:proofErr w:type="spellEnd"/>
           </w:p>
         </w:tc>
         <w:tc>
@@ -21068,7 +19617,6 @@
                 <w:sz w:val="24"/>
               </w:rPr>
             </w:pPr>
-            <w:proofErr w:type="spellStart"/>
             <w:r>
               <w:rPr>
                 <w:rFonts w:ascii="Courier" w:hAnsi="Courier"/>
@@ -21078,7 +19626,6 @@
               </w:rPr>
               <w:t>1B</w:t>
             </w:r>
-            <w:proofErr w:type="spellEnd"/>
           </w:p>
         </w:tc>
         <w:tc>
@@ -21600,16 +20147,11 @@
                 <w:rFonts w:ascii="Arial" w:hAnsi="Arial" w:cs="Arial"/>
               </w:rPr>
             </w:pPr>
-            <w:proofErr w:type="spellStart"/>
-            <w:r>
-              <w:t>NNBSP</w:t>
-            </w:r>
-            <w:proofErr w:type="spellEnd"/>
-            <w:r>
-              <w:rPr>
-                <w:rFonts w:ascii="Arial" w:hAnsi="Arial" w:cs="Arial"/>
-              </w:rPr>
-              <w:t> </w:t>
+            <w:r>
+              <w:rPr>
+                <w:rFonts w:ascii="Arial" w:hAnsi="Arial" w:cs="Arial"/>
+              </w:rPr>
+              <w:t>NNBSP </w:t>
             </w:r>
             <w:r>
               <w:rPr>
@@ -21712,15 +20254,8 @@
                 <w:rFonts w:ascii="Arial" w:hAnsi="Arial" w:cs="Arial"/>
               </w:rPr>
               <w:br/>
-            </w:r>
-            <w:proofErr w:type="spellStart"/>
-            <w:r>
-              <w:rPr>
-                <w:rFonts w:ascii="Arial" w:hAnsi="Arial" w:cs="Arial"/>
-              </w:rPr>
               <w:t>20BA</w:t>
             </w:r>
-            <w:proofErr w:type="spellEnd"/>
           </w:p>
         </w:tc>
         <w:tc>
@@ -22013,7 +20548,7 @@
               <w:bottom w:val="single" w:sz="12" w:space="0" w:color="000000"/>
               <w:right w:val="single" w:sz="12" w:space="0" w:color="000000"/>
             </w:tcBorders>
-            <w:shd w:val="clear" w:color="auto" w:fill="4EA72E" w:themeFill="accent6"/>
+            <w:shd w:val="clear" w:color="auto" w:fill="7CEB99"/>
             <w:vAlign w:val="center"/>
           </w:tcPr>
           <w:p>
@@ -22030,7 +20565,20 @@
               <w:rPr>
                 <w:rFonts w:ascii="Arial" w:hAnsi="Arial" w:cs="Arial"/>
               </w:rPr>
-              <w:t> </w:t>
+              <w:t>IS1(TS)</w:t>
+            </w:r>
+            <w:r>
+              <w:rPr>
+                <w:rFonts w:ascii="Arial" w:hAnsi="Arial" w:cs="Arial"/>
+              </w:rPr>
+              <w:br/>
+              <w:t>001F</w:t>
+            </w:r>
+            <w:r>
+              <w:rPr>
+                <w:rFonts w:ascii="Arial" w:hAnsi="Arial" w:cs="Arial"/>
+              </w:rPr>
+              <w:br/>
             </w:r>
           </w:p>
         </w:tc>
@@ -22419,7 +20967,7 @@
               <w:bottom w:val="single" w:sz="12" w:space="0" w:color="000000"/>
               <w:right w:val="single" w:sz="12" w:space="0" w:color="000000"/>
             </w:tcBorders>
-            <w:shd w:val="clear" w:color="auto" w:fill="4EA72E" w:themeFill="accent6"/>
+            <w:shd w:val="clear" w:color="auto" w:fill="7CEB99"/>
             <w:vAlign w:val="center"/>
           </w:tcPr>
           <w:p>
@@ -22436,7 +20984,14 @@
               <w:rPr>
                 <w:rFonts w:ascii="Arial" w:hAnsi="Arial" w:cs="Arial"/>
               </w:rPr>
-              <w:t> </w:t>
+              <w:t>IS2(CS)</w:t>
+            </w:r>
+            <w:r>
+              <w:rPr>
+                <w:rFonts w:ascii="Arial" w:hAnsi="Arial" w:cs="Arial"/>
+              </w:rPr>
+              <w:br/>
+              <w:t>001E</w:t>
             </w:r>
           </w:p>
         </w:tc>
@@ -22820,7 +21375,7 @@
               <w:bottom w:val="single" w:sz="12" w:space="0" w:color="000000"/>
               <w:right w:val="single" w:sz="12" w:space="0" w:color="000000"/>
             </w:tcBorders>
-            <w:shd w:val="clear" w:color="auto" w:fill="4EA72E" w:themeFill="accent6"/>
+            <w:shd w:val="clear" w:color="auto" w:fill="7CEB99"/>
             <w:vAlign w:val="center"/>
           </w:tcPr>
           <w:p>
@@ -22837,7 +21392,14 @@
               <w:rPr>
                 <w:rFonts w:ascii="Arial" w:hAnsi="Arial" w:cs="Arial"/>
               </w:rPr>
-              <w:t> </w:t>
+              <w:t>IS3(RS)</w:t>
+            </w:r>
+            <w:r>
+              <w:rPr>
+                <w:rFonts w:ascii="Arial" w:hAnsi="Arial" w:cs="Arial"/>
+              </w:rPr>
+              <w:br/>
+              <w:t>001D</w:t>
             </w:r>
           </w:p>
         </w:tc>
@@ -22850,7 +21412,7 @@
               <w:bottom w:val="single" w:sz="12" w:space="0" w:color="000000"/>
               <w:right w:val="single" w:sz="12" w:space="0" w:color="000000"/>
             </w:tcBorders>
-            <w:shd w:val="clear" w:color="auto" w:fill="DDA0DD"/>
+            <w:shd w:val="clear" w:color="auto" w:fill="E59EDC" w:themeFill="accent5" w:themeFillTint="66"/>
             <w:vAlign w:val="center"/>
           </w:tcPr>
           <w:p>
@@ -22859,8 +21421,7 @@
               <w:spacing w:after="0" w:line="240" w:lineRule="exact"/>
               <w:jc w:val="center"/>
               <w:rPr>
-                <w:rFonts w:ascii="Courier" w:hAnsi="Courier"/>
-                <w:sz w:val="24"/>
+                <w:rFonts w:ascii="Arial" w:hAnsi="Arial" w:cs="Arial"/>
               </w:rPr>
             </w:pPr>
             <w:r>
@@ -23226,7 +21787,7 @@
               <w:bottom w:val="single" w:sz="12" w:space="0" w:color="000000"/>
               <w:right w:val="single" w:sz="12" w:space="0" w:color="000000"/>
             </w:tcBorders>
-            <w:shd w:val="clear" w:color="auto" w:fill="4EA72E" w:themeFill="accent6"/>
+            <w:shd w:val="clear" w:color="auto" w:fill="7CEB99"/>
             <w:vAlign w:val="center"/>
           </w:tcPr>
           <w:p>
@@ -23243,7 +21804,14 @@
               <w:rPr>
                 <w:rFonts w:ascii="Arial" w:hAnsi="Arial" w:cs="Arial"/>
               </w:rPr>
-              <w:t> </w:t>
+              <w:t>IS4(TE)</w:t>
+            </w:r>
+            <w:r>
+              <w:rPr>
+                <w:rFonts w:ascii="Arial" w:hAnsi="Arial" w:cs="Arial"/>
+              </w:rPr>
+              <w:br/>
+              <w:t>001C</w:t>
             </w:r>
           </w:p>
         </w:tc>
@@ -23256,7 +21824,7 @@
               <w:bottom w:val="single" w:sz="12" w:space="0" w:color="000000"/>
               <w:right w:val="single" w:sz="12" w:space="0" w:color="000000"/>
             </w:tcBorders>
-            <w:shd w:val="clear" w:color="auto" w:fill="DDA0DD"/>
+            <w:shd w:val="clear" w:color="auto" w:fill="E59EDC" w:themeFill="accent5" w:themeFillTint="66"/>
             <w:vAlign w:val="center"/>
           </w:tcPr>
           <w:p>
@@ -23265,8 +21833,7 @@
               <w:spacing w:after="0" w:line="240" w:lineRule="exact"/>
               <w:jc w:val="center"/>
               <w:rPr>
-                <w:rFonts w:ascii="Courier" w:hAnsi="Courier"/>
-                <w:sz w:val="24"/>
+                <w:rFonts w:ascii="Arial" w:hAnsi="Arial" w:cs="Arial"/>
               </w:rPr>
             </w:pPr>
             <w:r>
@@ -23674,7 +22241,7 @@
               <w:bottom w:val="single" w:sz="12" w:space="0" w:color="000000"/>
               <w:right w:val="single" w:sz="12" w:space="0" w:color="000000"/>
             </w:tcBorders>
-            <w:shd w:val="clear" w:color="auto" w:fill="DDA0DD"/>
+            <w:shd w:val="clear" w:color="auto" w:fill="E59EDC" w:themeFill="accent5" w:themeFillTint="66"/>
             <w:vAlign w:val="center"/>
           </w:tcPr>
           <w:p>
@@ -23683,8 +22250,7 @@
               <w:spacing w:after="0" w:line="240" w:lineRule="exact"/>
               <w:jc w:val="center"/>
               <w:rPr>
-                <w:rFonts w:ascii="Courier" w:hAnsi="Courier"/>
-                <w:sz w:val="24"/>
+                <w:rFonts w:ascii="Arial" w:hAnsi="Arial" w:cs="Arial"/>
               </w:rPr>
             </w:pPr>
             <w:r>
@@ -24080,7 +22646,7 @@
               <w:bottom w:val="single" w:sz="12" w:space="0" w:color="000000"/>
               <w:right w:val="single" w:sz="12" w:space="0" w:color="000000"/>
             </w:tcBorders>
-            <w:shd w:val="clear" w:color="auto" w:fill="DDA0DD"/>
+            <w:shd w:val="clear" w:color="auto" w:fill="E59EDC" w:themeFill="accent5" w:themeFillTint="66"/>
             <w:vAlign w:val="center"/>
           </w:tcPr>
           <w:p>
@@ -24089,8 +22655,7 @@
               <w:spacing w:after="0" w:line="240" w:lineRule="exact"/>
               <w:jc w:val="center"/>
               <w:rPr>
-                <w:rFonts w:ascii="Courier" w:hAnsi="Courier"/>
-                <w:sz w:val="24"/>
+                <w:rFonts w:ascii="Arial" w:hAnsi="Arial" w:cs="Arial"/>
               </w:rPr>
             </w:pPr>
             <w:r>
@@ -26160,15 +24725,8 @@
                 <w:rFonts w:ascii="Arial" w:hAnsi="Arial" w:cs="Arial"/>
               </w:rPr>
               <w:br/>
-            </w:r>
-            <w:proofErr w:type="spellStart"/>
-            <w:r>
-              <w:rPr>
-                <w:rFonts w:ascii="Arial" w:hAnsi="Arial" w:cs="Arial"/>
-              </w:rPr>
               <w:t>0132,030B</w:t>
             </w:r>
-            <w:proofErr w:type="spellEnd"/>
           </w:p>
         </w:tc>
         <w:tc>
@@ -26239,15 +24797,8 @@
                 <w:rFonts w:ascii="Arial" w:hAnsi="Arial" w:cs="Arial"/>
               </w:rPr>
               <w:br/>
-            </w:r>
-            <w:proofErr w:type="spellStart"/>
-            <w:r>
-              <w:rPr>
-                <w:rFonts w:ascii="Arial" w:hAnsi="Arial" w:cs="Arial"/>
-              </w:rPr>
               <w:t>0133,030B</w:t>
             </w:r>
-            <w:proofErr w:type="spellEnd"/>
           </w:p>
         </w:tc>
       </w:tr>
@@ -27380,15 +25931,8 @@
                 <w:rFonts w:ascii="Arial" w:hAnsi="Arial" w:cs="Arial"/>
               </w:rPr>
               <w:br/>
-            </w:r>
-            <w:proofErr w:type="spellStart"/>
-            <w:r>
-              <w:rPr>
-                <w:rFonts w:ascii="Arial" w:hAnsi="Arial" w:cs="Arial"/>
-              </w:rPr>
               <w:t>014A</w:t>
             </w:r>
-            <w:proofErr w:type="spellEnd"/>
           </w:p>
         </w:tc>
         <w:tc>
@@ -27453,15 +25997,8 @@
                 <w:rFonts w:ascii="Arial" w:hAnsi="Arial" w:cs="Arial"/>
               </w:rPr>
               <w:br/>
-            </w:r>
-            <w:proofErr w:type="spellStart"/>
-            <w:r>
-              <w:rPr>
-                <w:rFonts w:ascii="Arial" w:hAnsi="Arial" w:cs="Arial"/>
-              </w:rPr>
               <w:t>014B</w:t>
             </w:r>
-            <w:proofErr w:type="spellEnd"/>
           </w:p>
         </w:tc>
         <w:tc>
@@ -27779,16 +26316,8 @@
                 <w:shd w:val="clear" w:color="auto" w:fill="FFFFFF" w:themeFill="background1"/>
               </w:rPr>
               <w:br/>
-            </w:r>
-            <w:proofErr w:type="spellStart"/>
-            <w:r>
-              <w:rPr>
-                <w:rFonts w:ascii="Arial" w:hAnsi="Arial" w:cs="Arial"/>
-                <w:shd w:val="clear" w:color="auto" w:fill="FFFFFF" w:themeFill="background1"/>
-              </w:rPr>
               <w:t>FFFD</w:t>
             </w:r>
-            <w:proofErr w:type="spellEnd"/>
           </w:p>
         </w:tc>
         <w:tc>
@@ -27932,21 +26461,8 @@
               <w:pStyle w:val="TAN"/>
               <w:ind w:left="0" w:firstLine="0"/>
             </w:pPr>
-            <w:proofErr w:type="gramStart"/>
-            <w:r>
-              <w:t>In the event that</w:t>
-            </w:r>
-            <w:proofErr w:type="gramEnd"/>
-            <w:r>
-              <w:t xml:space="preserve"> an MS receives a code where a symbol is not represented (including UND) in the above table then the MS shall display the REPLACEMENT CHARACTER (</w:t>
-            </w:r>
-            <w:proofErr w:type="spellStart"/>
-            <w:r>
-              <w:t>U+FFFD</w:t>
-            </w:r>
-            <w:proofErr w:type="spellEnd"/>
-            <w:r>
-              <w:t>).</w:t>
+            <w:r>
+              <w:t>In the event that an MS receives a code where a symbol is not represented (including UND) in the above table then the MS shall display the REPLACEMENT CHARACTER (U+FFFD).</w:t>
             </w:r>
           </w:p>
           <w:p>
@@ -27954,28 +26470,12 @@
               <w:pStyle w:val="TAN"/>
               <w:ind w:left="0" w:firstLine="0"/>
             </w:pPr>
-            <w:proofErr w:type="spellStart"/>
-            <w:r>
-              <w:t>U+FFFD</w:t>
-            </w:r>
-            <w:proofErr w:type="spellEnd"/>
-            <w:r>
-              <w:t>:</w:t>
+            <w:r>
+              <w:t>U+FFFD:</w:t>
             </w:r>
             <w:r>
               <w:tab/>
-              <w:t xml:space="preserve">Explicit REPLACEMENT CHARACTER (equivalent in function to SUBSTITUTE, </w:t>
-            </w:r>
-            <w:proofErr w:type="spellStart"/>
-            <w:r>
-              <w:t>U+001</w:t>
-            </w:r>
-            <w:r>
-              <w:t>A</w:t>
-            </w:r>
-            <w:proofErr w:type="spellEnd"/>
-            <w:r>
-              <w:t>).</w:t>
+              <w:t>Explicit REPLACEMENT CHARACTER (equivalent in function to SUBSTITUTE, U+001A).</w:t>
             </w:r>
           </w:p>
           <w:p>
@@ -27983,23 +26483,12 @@
               <w:pStyle w:val="TAN"/>
               <w:ind w:left="1310" w:hanging="1310"/>
             </w:pPr>
-            <w:proofErr w:type="spellStart"/>
-            <w:r>
-              <w:t>NNBSP</w:t>
-            </w:r>
-            <w:proofErr w:type="spellEnd"/>
-            <w:r>
-              <w:t>:</w:t>
+            <w:r>
+              <w:t>NNBSP:</w:t>
             </w:r>
             <w:r>
               <w:tab/>
-              <w:t>NARROW NO-BREAK SPACE, for recommended space before/after some punctuation in French, as well as space between a number and a fraction (like in 2 ½), a number and %, a number and a unit symbol (like</w:t>
-            </w:r>
-            <w:r>
-              <w:t xml:space="preserve"> in</w:t>
-            </w:r>
-            <w:r>
-              <w:t xml:space="preserve"> 40 m), esp. to get a space but still avoid an automatic line break.</w:t>
+              <w:t>NARROW NO-BREAK SPACE, for recommended space before/after some punctuation in French, as well as space between a number and a fraction (like in 2 ½), a number and %, a number and a unit symbol (like in 40 m), to get a space but still avoid an automatic line break.</w:t>
             </w:r>
           </w:p>
           <w:p>
@@ -28007,44 +26496,12 @@
               <w:pStyle w:val="TAN"/>
               <w:ind w:left="1310" w:hanging="1310"/>
             </w:pPr>
-            <w:proofErr w:type="spellStart"/>
-            <w:r>
-              <w:t>U+2010</w:t>
-            </w:r>
-            <w:proofErr w:type="spellEnd"/>
-            <w:r>
-              <w:t>:</w:t>
+            <w:r>
+              <w:t>U+2010:</w:t>
             </w:r>
             <w:r>
               <w:tab/>
-              <w:t xml:space="preserve">HYPHEN, a true </w:t>
-            </w:r>
-            <w:r>
-              <w:t xml:space="preserve">hyphen, in contrast to </w:t>
-            </w:r>
-            <w:proofErr w:type="spellStart"/>
-            <w:r>
-              <w:t>U+002D</w:t>
-            </w:r>
-            <w:proofErr w:type="spellEnd"/>
-            <w:r>
-              <w:t xml:space="preserve"> HYPHEN-MINUS. This character is at this position in </w:t>
-            </w:r>
-            <w:proofErr w:type="gramStart"/>
-            <w:r>
-              <w:t>all of</w:t>
-            </w:r>
-            <w:proofErr w:type="gramEnd"/>
-            <w:r>
-              <w:t xml:space="preserve"> the 7-bit alphabets for SMS/CBS with reference code </w:t>
-            </w:r>
-            <w:proofErr w:type="spellStart"/>
-            <w:r>
-              <w:t>0x10</w:t>
-            </w:r>
-            <w:proofErr w:type="spellEnd"/>
-            <w:r>
-              <w:t xml:space="preserve"> or higher.</w:t>
+              <w:t>HYPHEN, a true hyphen, in contrast to U+002D HYPHEN-MINUS. This character is at this position in all of the 7-bit alphabets for SMS/CBS with reference code 0x10 or higher.</w:t>
             </w:r>
           </w:p>
           <w:p>
@@ -28052,7 +26509,6 @@
               <w:pStyle w:val="TAN"/>
               <w:ind w:left="1310" w:hanging="1310"/>
             </w:pPr>
-            <w:proofErr w:type="spellStart"/>
             <w:r>
               <w:t>U+</w:t>
             </w:r>
@@ -28060,28 +26516,11 @@
               <w:rPr>
                 <w:rFonts w:cs="Arial"/>
               </w:rPr>
-              <w:t>0133</w:t>
-            </w:r>
-            <w:proofErr w:type="spellEnd"/>
-            <w:r>
-              <w:rPr>
-                <w:rFonts w:cs="Arial"/>
-              </w:rPr>
-              <w:t>:</w:t>
+              <w:t>0133:</w:t>
             </w:r>
             <w:r>
               <w:tab/>
-            </w:r>
-            <w:r>
-              <w:t>lowercase ‘</w:t>
-            </w:r>
-            <w:proofErr w:type="spellStart"/>
-            <w:r>
-              <w:t>ij</w:t>
-            </w:r>
-            <w:proofErr w:type="spellEnd"/>
-            <w:r>
-              <w:t>’ ligature should be regarded as ‘soft-dotted’.</w:t>
+              <w:t>lowercase ‘ij’ ligature should be regarded as ‘soft-dotted’.</w:t>
             </w:r>
           </w:p>
           <w:p>
@@ -28090,28 +26529,11 @@
               <w:ind w:left="1310" w:hanging="1310"/>
             </w:pPr>
             <w:r>
-              <w:t>Col. 0-2</w:t>
-            </w:r>
-            <w:r>
-              <w:t>:</w:t>
+              <w:t>Col. 0-2:</w:t>
             </w:r>
             <w:r>
               <w:tab/>
-            </w:r>
-            <w:r>
-              <w:t xml:space="preserve">The light green marked positions are </w:t>
-            </w:r>
-            <w:r>
-              <w:t xml:space="preserve">used </w:t>
-            </w:r>
-            <w:r>
-              <w:t>for text styling/colo</w:t>
-            </w:r>
-            <w:r>
-              <w:t>uring controls.</w:t>
-            </w:r>
-            <w:r>
-              <w:t xml:space="preserve"> See section D.</w:t>
+              <w:t>The light green marked positions are used for text styling/colouring controls. See section D.</w:t>
             </w:r>
           </w:p>
           <w:p>
@@ -28124,32 +26546,64 @@
             </w:r>
             <w:r>
               <w:tab/>
-            </w:r>
-            <w:r>
-              <w:t>Th</w:t>
-            </w:r>
-            <w:r>
-              <w:t>ese are the same for all 7-bit alphabets with c</w:t>
-            </w:r>
-            <w:r>
-              <w:t xml:space="preserve">ode </w:t>
-            </w:r>
-            <w:proofErr w:type="spellStart"/>
-            <w:r>
-              <w:t>0x10</w:t>
-            </w:r>
-            <w:proofErr w:type="spellEnd"/>
-            <w:r>
-              <w:t xml:space="preserve"> and up</w:t>
-            </w:r>
-            <w:r>
-              <w:t xml:space="preserve">, </w:t>
-            </w:r>
-            <w:r>
-              <w:t xml:space="preserve">but table not </w:t>
-            </w:r>
-            <w:r>
-              <w:t>printed here.</w:t>
+              <w:t>These are the same for all 7-bit alphabets with code 0x10 and up, but table not printed here.</w:t>
+            </w:r>
+          </w:p>
+          <w:p>
+            <w:pPr>
+              <w:pStyle w:val="TAN"/>
+              <w:ind w:left="1310" w:hanging="1310"/>
+            </w:pPr>
+            <w:r>
+              <w:t>Col. 3:</w:t>
+            </w:r>
+            <w:r>
+              <w:tab/>
+            </w:r>
+            <w:r>
+              <w:t>IS1 (TABLE START), IS2 (CELL SEPARATOR), IS3 (ROW SEPARATOR), IS4 (TABLE END):</w:t>
+            </w:r>
+          </w:p>
+          <w:p>
+            <w:pPr>
+              <w:pStyle w:val="TAN"/>
+              <w:ind w:left="1310" w:hanging="1310"/>
+            </w:pPr>
+            <w:r>
+              <w:tab/>
+            </w:r>
+            <w:r>
+              <w:t>3GPP specific assignment for the IS1..IS4 for s</w:t>
+            </w:r>
+            <w:r>
+              <w:t>imple display table formation</w:t>
+            </w:r>
+            <w:r>
+              <w:t xml:space="preserve"> in messages</w:t>
+            </w:r>
+            <w:r>
+              <w:t>.</w:t>
+            </w:r>
+          </w:p>
+          <w:p>
+            <w:pPr>
+              <w:pStyle w:val="TAN"/>
+              <w:ind w:left="1310" w:hanging="1310"/>
+            </w:pPr>
+            <w:r>
+              <w:t>Col 4-7:</w:t>
+            </w:r>
+            <w:r>
+              <w:tab/>
+            </w:r>
+            <w:r>
+              <w:t>Col 4-5 are empty for all other alphabets;</w:t>
+            </w:r>
+            <w:r>
+              <w:t xml:space="preserve"> Col 6-7 are empty for other alphabets exc</w:t>
+            </w:r>
+            <w:r>
+              <w:t>ept Khmer.</w:t>
             </w:r>
           </w:p>
         </w:tc>
